--- a/docs/GeoClaw-claude_User_Guide_v2.4.0.docx
+++ b/docs/GeoClaw-claude_User_Guide_v2.4.0.docx
@@ -42,7 +42,7 @@
             </w:pPr>
             <w:r>
               <w:rPr>
-                <w:rFonts w:ascii="Arial" w:cs="Arial" w:eastAsia="Arial" w:hAnsi="Arial"/>
+                <w:rFonts w:ascii="Arial" w:cs="Arial" w:eastAsia="Noto Sans CJK SC" w:hAnsi="Arial"/>
                 <w:b/>
                 <w:bCs/>
                 <w:color w:val="FFFFFF"/>
@@ -59,7 +59,7 @@
             </w:pPr>
             <w:r>
               <w:rPr>
-                <w:rFonts w:ascii="Arial" w:cs="Arial" w:eastAsia="Arial" w:hAnsi="Arial"/>
+                <w:rFonts w:ascii="Arial" w:cs="Arial" w:eastAsia="Noto Sans CJK SC" w:hAnsi="Arial"/>
                 <w:color w:val="B0C4DE"/>
                 <w:sz w:val="36"/>
                 <w:szCs w:val="36"/>
@@ -74,7 +74,7 @@
             </w:pPr>
             <w:r>
               <w:rPr>
-                <w:rFonts w:ascii="Arial" w:cs="Arial" w:eastAsia="Arial" w:hAnsi="Arial"/>
+                <w:rFonts w:ascii="Arial" w:cs="Arial" w:eastAsia="Noto Sans CJK SC" w:hAnsi="Arial"/>
                 <w:color w:val="90AFC5"/>
                 <w:sz w:val="28"/>
                 <w:szCs w:val="28"/>
@@ -88,7 +88,7 @@
             </w:pPr>
             <w:r>
               <w:rPr>
-                <w:rFonts w:ascii="Arial" w:cs="Arial" w:eastAsia="Arial" w:hAnsi="Arial"/>
+                <w:rFonts w:ascii="Arial" w:cs="Arial" w:eastAsia="Noto Sans CJK SC" w:hAnsi="Arial"/>
                 <w:color w:val="90AFC5"/>
                 <w:sz w:val="22"/>
                 <w:szCs w:val="22"/>
@@ -102,7 +102,7 @@
             </w:pPr>
             <w:r>
               <w:rPr>
-                <w:rFonts w:ascii="Arial" w:cs="Arial" w:eastAsia="Arial" w:hAnsi="Arial"/>
+                <w:rFonts w:ascii="Arial" w:cs="Arial" w:eastAsia="Noto Sans CJK SC" w:hAnsi="Arial"/>
                 <w:color w:val="90AFC5"/>
                 <w:sz w:val="22"/>
                 <w:szCs w:val="22"/>
@@ -159,7 +159,7 @@
           <w:p>
             <w:r>
               <w:rPr>
-                <w:rFonts w:ascii="Arial" w:cs="Arial" w:eastAsia="Arial" w:hAnsi="Arial"/>
+                <w:rFonts w:ascii="Arial" w:cs="Arial" w:eastAsia="Noto Sans CJK SC" w:hAnsi="Arial"/>
                 <w:b/>
                 <w:bCs/>
                 <w:color w:val="FFFFFF"/>
@@ -191,7 +191,7 @@
           <w:p>
             <w:r>
               <w:rPr>
-                <w:rFonts w:ascii="Arial" w:cs="Arial" w:eastAsia="Arial" w:hAnsi="Arial"/>
+                <w:rFonts w:ascii="Arial" w:cs="Arial" w:eastAsia="Noto Sans CJK SC" w:hAnsi="Arial"/>
                 <w:b/>
                 <w:bCs/>
                 <w:color w:val="FFFFFF"/>
@@ -225,7 +225,7 @@
           <w:p>
             <w:r>
               <w:rPr>
-                <w:rFonts w:ascii="Arial" w:cs="Arial" w:eastAsia="Arial" w:hAnsi="Arial"/>
+                <w:rFonts w:ascii="Arial" w:cs="Arial" w:eastAsia="Noto Sans CJK SC" w:hAnsi="Arial"/>
                 <w:sz w:val="20"/>
                 <w:szCs w:val="20"/>
               </w:rPr>
@@ -254,7 +254,7 @@
           <w:p>
             <w:r>
               <w:rPr>
-                <w:rFonts w:ascii="Arial" w:cs="Arial" w:eastAsia="Arial" w:hAnsi="Arial"/>
+                <w:rFonts w:ascii="Arial" w:cs="Arial" w:eastAsia="Noto Sans CJK SC" w:hAnsi="Arial"/>
                 <w:sz w:val="20"/>
                 <w:szCs w:val="20"/>
               </w:rPr>
@@ -285,7 +285,7 @@
           <w:p>
             <w:r>
               <w:rPr>
-                <w:rFonts w:ascii="Arial" w:cs="Arial" w:eastAsia="Arial" w:hAnsi="Arial"/>
+                <w:rFonts w:ascii="Arial" w:cs="Arial" w:eastAsia="Noto Sans CJK SC" w:hAnsi="Arial"/>
                 <w:sz w:val="20"/>
                 <w:szCs w:val="20"/>
               </w:rPr>
@@ -314,7 +314,7 @@
           <w:p>
             <w:r>
               <w:rPr>
-                <w:rFonts w:ascii="Arial" w:cs="Arial" w:eastAsia="Arial" w:hAnsi="Arial"/>
+                <w:rFonts w:ascii="Arial" w:cs="Arial" w:eastAsia="Noto Sans CJK SC" w:hAnsi="Arial"/>
                 <w:sz w:val="20"/>
                 <w:szCs w:val="20"/>
               </w:rPr>
@@ -345,7 +345,7 @@
           <w:p>
             <w:r>
               <w:rPr>
-                <w:rFonts w:ascii="Arial" w:cs="Arial" w:eastAsia="Arial" w:hAnsi="Arial"/>
+                <w:rFonts w:ascii="Arial" w:cs="Arial" w:eastAsia="Noto Sans CJK SC" w:hAnsi="Arial"/>
                 <w:sz w:val="20"/>
                 <w:szCs w:val="20"/>
               </w:rPr>
@@ -374,7 +374,7 @@
           <w:p>
             <w:r>
               <w:rPr>
-                <w:rFonts w:ascii="Arial" w:cs="Arial" w:eastAsia="Arial" w:hAnsi="Arial"/>
+                <w:rFonts w:ascii="Arial" w:cs="Arial" w:eastAsia="Noto Sans CJK SC" w:hAnsi="Arial"/>
                 <w:sz w:val="20"/>
                 <w:szCs w:val="20"/>
               </w:rPr>
@@ -405,7 +405,7 @@
           <w:p>
             <w:r>
               <w:rPr>
-                <w:rFonts w:ascii="Arial" w:cs="Arial" w:eastAsia="Arial" w:hAnsi="Arial"/>
+                <w:rFonts w:ascii="Arial" w:cs="Arial" w:eastAsia="Noto Sans CJK SC" w:hAnsi="Arial"/>
                 <w:sz w:val="20"/>
                 <w:szCs w:val="20"/>
               </w:rPr>
@@ -434,7 +434,7 @@
           <w:p>
             <w:r>
               <w:rPr>
-                <w:rFonts w:ascii="Arial" w:cs="Arial" w:eastAsia="Arial" w:hAnsi="Arial"/>
+                <w:rFonts w:ascii="Arial" w:cs="Arial" w:eastAsia="Noto Sans CJK SC" w:hAnsi="Arial"/>
                 <w:sz w:val="20"/>
                 <w:szCs w:val="20"/>
               </w:rPr>
@@ -455,7 +455,7 @@
       </w:pPr>
       <w:r>
         <w:rPr>
-          <w:rFonts w:ascii="Arial" w:cs="Arial" w:eastAsia="Arial" w:hAnsi="Arial"/>
+          <w:rFonts w:ascii="Arial" w:cs="Arial" w:eastAsia="Noto Sans CJK SC" w:hAnsi="Arial"/>
           <w:b/>
           <w:bCs/>
           <w:color w:val="1A3A5C"/>
@@ -533,7 +533,7 @@
           <w:p>
             <w:r>
               <w:rPr>
-                <w:rFonts w:ascii="Arial" w:cs="Arial" w:eastAsia="Arial" w:hAnsi="Arial"/>
+                <w:rFonts w:ascii="Arial" w:cs="Arial" w:eastAsia="Noto Sans CJK SC" w:hAnsi="Arial"/>
                 <w:b/>
                 <w:bCs/>
                 <w:color w:val="FFFFFF"/>
@@ -557,7 +557,7 @@
       </w:pPr>
       <w:r>
         <w:rPr>
-          <w:rFonts w:ascii="Arial" w:cs="Arial" w:eastAsia="Arial" w:hAnsi="Arial"/>
+          <w:rFonts w:ascii="Arial" w:cs="Arial" w:eastAsia="Noto Sans CJK SC" w:hAnsi="Arial"/>
           <w:b/>
           <w:bCs/>
           <w:color w:val="2E7BC4"/>
@@ -573,7 +573,7 @@
       </w:pPr>
       <w:r>
         <w:rPr>
-          <w:rFonts w:ascii="Arial" w:cs="Arial" w:eastAsia="Arial" w:hAnsi="Arial"/>
+          <w:rFonts w:ascii="Arial" w:cs="Arial" w:eastAsia="Noto Sans CJK SC" w:hAnsi="Arial"/>
           <w:sz w:val="22"/>
           <w:szCs w:val="22"/>
         </w:rPr>
@@ -1152,7 +1152,7 @@
       </w:pPr>
       <w:r>
         <w:rPr>
-          <w:rFonts w:ascii="Arial" w:cs="Arial" w:eastAsia="Arial" w:hAnsi="Arial"/>
+          <w:rFonts w:ascii="Arial" w:cs="Arial" w:eastAsia="Noto Sans CJK SC" w:hAnsi="Arial"/>
           <w:b/>
           <w:bCs/>
           <w:color w:val="2E7BC4"/>
@@ -1168,7 +1168,7 @@
       </w:pPr>
       <w:r>
         <w:rPr>
-          <w:rFonts w:ascii="Arial" w:cs="Arial" w:eastAsia="Arial" w:hAnsi="Arial"/>
+          <w:rFonts w:ascii="Arial" w:cs="Arial" w:eastAsia="Noto Sans CJK SC" w:hAnsi="Arial"/>
           <w:sz w:val="22"/>
           <w:szCs w:val="22"/>
         </w:rPr>
@@ -1305,7 +1305,7 @@
       </w:pPr>
       <w:r>
         <w:rPr>
-          <w:rFonts w:ascii="Arial" w:cs="Arial" w:eastAsia="Arial" w:hAnsi="Arial"/>
+          <w:rFonts w:ascii="Arial" w:cs="Arial" w:eastAsia="Noto Sans CJK SC" w:hAnsi="Arial"/>
           <w:sz w:val="22"/>
           <w:szCs w:val="22"/>
         </w:rPr>
@@ -1323,7 +1323,7 @@
       </w:pPr>
       <w:r>
         <w:rPr>
-          <w:rFonts w:ascii="Arial" w:cs="Arial" w:eastAsia="Arial" w:hAnsi="Arial"/>
+          <w:rFonts w:ascii="Arial" w:cs="Arial" w:eastAsia="Noto Sans CJK SC" w:hAnsi="Arial"/>
           <w:b/>
           <w:bCs/>
           <w:color w:val="2E7BC4"/>
@@ -1726,7 +1726,7 @@
           <w:p>
             <w:r>
               <w:rPr>
-                <w:rFonts w:ascii="Arial" w:cs="Arial" w:eastAsia="Arial" w:hAnsi="Arial"/>
+                <w:rFonts w:ascii="Arial" w:cs="Arial" w:eastAsia="Noto Sans CJK SC" w:hAnsi="Arial"/>
                 <w:b/>
                 <w:bCs/>
                 <w:color w:val="FFFFFF"/>
@@ -1785,7 +1785,7 @@
           <w:p>
             <w:r>
               <w:rPr>
-                <w:rFonts w:ascii="Arial" w:cs="Arial" w:eastAsia="Arial" w:hAnsi="Arial"/>
+                <w:rFonts w:ascii="Arial" w:cs="Arial" w:eastAsia="Noto Sans CJK SC" w:hAnsi="Arial"/>
                 <w:b/>
                 <w:bCs/>
                 <w:color w:val="FFFFFF"/>
@@ -1817,7 +1817,7 @@
           <w:p>
             <w:r>
               <w:rPr>
-                <w:rFonts w:ascii="Arial" w:cs="Arial" w:eastAsia="Arial" w:hAnsi="Arial"/>
+                <w:rFonts w:ascii="Arial" w:cs="Arial" w:eastAsia="Noto Sans CJK SC" w:hAnsi="Arial"/>
                 <w:b/>
                 <w:bCs/>
                 <w:color w:val="FFFFFF"/>
@@ -1851,7 +1851,7 @@
           <w:p>
             <w:r>
               <w:rPr>
-                <w:rFonts w:ascii="Arial" w:cs="Arial" w:eastAsia="Arial" w:hAnsi="Arial"/>
+                <w:rFonts w:ascii="Arial" w:cs="Arial" w:eastAsia="Noto Sans CJK SC" w:hAnsi="Arial"/>
                 <w:sz w:val="20"/>
                 <w:szCs w:val="20"/>
               </w:rPr>
@@ -1880,7 +1880,7 @@
           <w:p>
             <w:r>
               <w:rPr>
-                <w:rFonts w:ascii="Arial" w:cs="Arial" w:eastAsia="Arial" w:hAnsi="Arial"/>
+                <w:rFonts w:ascii="Arial" w:cs="Arial" w:eastAsia="Noto Sans CJK SC" w:hAnsi="Arial"/>
                 <w:sz w:val="20"/>
                 <w:szCs w:val="20"/>
               </w:rPr>
@@ -1911,7 +1911,7 @@
           <w:p>
             <w:r>
               <w:rPr>
-                <w:rFonts w:ascii="Arial" w:cs="Arial" w:eastAsia="Arial" w:hAnsi="Arial"/>
+                <w:rFonts w:ascii="Arial" w:cs="Arial" w:eastAsia="Noto Sans CJK SC" w:hAnsi="Arial"/>
                 <w:sz w:val="20"/>
                 <w:szCs w:val="20"/>
               </w:rPr>
@@ -1940,7 +1940,7 @@
           <w:p>
             <w:r>
               <w:rPr>
-                <w:rFonts w:ascii="Arial" w:cs="Arial" w:eastAsia="Arial" w:hAnsi="Arial"/>
+                <w:rFonts w:ascii="Arial" w:cs="Arial" w:eastAsia="Noto Sans CJK SC" w:hAnsi="Arial"/>
                 <w:sz w:val="20"/>
                 <w:szCs w:val="20"/>
               </w:rPr>
@@ -1971,7 +1971,7 @@
           <w:p>
             <w:r>
               <w:rPr>
-                <w:rFonts w:ascii="Arial" w:cs="Arial" w:eastAsia="Arial" w:hAnsi="Arial"/>
+                <w:rFonts w:ascii="Arial" w:cs="Arial" w:eastAsia="Noto Sans CJK SC" w:hAnsi="Arial"/>
                 <w:sz w:val="20"/>
                 <w:szCs w:val="20"/>
               </w:rPr>
@@ -2000,7 +2000,7 @@
           <w:p>
             <w:r>
               <w:rPr>
-                <w:rFonts w:ascii="Arial" w:cs="Arial" w:eastAsia="Arial" w:hAnsi="Arial"/>
+                <w:rFonts w:ascii="Arial" w:cs="Arial" w:eastAsia="Noto Sans CJK SC" w:hAnsi="Arial"/>
                 <w:sz w:val="20"/>
                 <w:szCs w:val="20"/>
               </w:rPr>
@@ -2031,7 +2031,7 @@
           <w:p>
             <w:r>
               <w:rPr>
-                <w:rFonts w:ascii="Arial" w:cs="Arial" w:eastAsia="Arial" w:hAnsi="Arial"/>
+                <w:rFonts w:ascii="Arial" w:cs="Arial" w:eastAsia="Noto Sans CJK SC" w:hAnsi="Arial"/>
                 <w:sz w:val="20"/>
                 <w:szCs w:val="20"/>
               </w:rPr>
@@ -2060,7 +2060,7 @@
           <w:p>
             <w:r>
               <w:rPr>
-                <w:rFonts w:ascii="Arial" w:cs="Arial" w:eastAsia="Arial" w:hAnsi="Arial"/>
+                <w:rFonts w:ascii="Arial" w:cs="Arial" w:eastAsia="Noto Sans CJK SC" w:hAnsi="Arial"/>
                 <w:sz w:val="20"/>
                 <w:szCs w:val="20"/>
               </w:rPr>
@@ -2091,7 +2091,7 @@
           <w:p>
             <w:r>
               <w:rPr>
-                <w:rFonts w:ascii="Arial" w:cs="Arial" w:eastAsia="Arial" w:hAnsi="Arial"/>
+                <w:rFonts w:ascii="Arial" w:cs="Arial" w:eastAsia="Noto Sans CJK SC" w:hAnsi="Arial"/>
                 <w:sz w:val="20"/>
                 <w:szCs w:val="20"/>
               </w:rPr>
@@ -2120,7 +2120,7 @@
           <w:p>
             <w:r>
               <w:rPr>
-                <w:rFonts w:ascii="Arial" w:cs="Arial" w:eastAsia="Arial" w:hAnsi="Arial"/>
+                <w:rFonts w:ascii="Arial" w:cs="Arial" w:eastAsia="Noto Sans CJK SC" w:hAnsi="Arial"/>
                 <w:sz w:val="20"/>
                 <w:szCs w:val="20"/>
               </w:rPr>
@@ -2151,7 +2151,7 @@
           <w:p>
             <w:r>
               <w:rPr>
-                <w:rFonts w:ascii="Arial" w:cs="Arial" w:eastAsia="Arial" w:hAnsi="Arial"/>
+                <w:rFonts w:ascii="Arial" w:cs="Arial" w:eastAsia="Noto Sans CJK SC" w:hAnsi="Arial"/>
                 <w:sz w:val="20"/>
                 <w:szCs w:val="20"/>
               </w:rPr>
@@ -2180,7 +2180,7 @@
           <w:p>
             <w:r>
               <w:rPr>
-                <w:rFonts w:ascii="Arial" w:cs="Arial" w:eastAsia="Arial" w:hAnsi="Arial"/>
+                <w:rFonts w:ascii="Arial" w:cs="Arial" w:eastAsia="Noto Sans CJK SC" w:hAnsi="Arial"/>
                 <w:sz w:val="20"/>
                 <w:szCs w:val="20"/>
               </w:rPr>
@@ -2211,7 +2211,7 @@
           <w:p>
             <w:r>
               <w:rPr>
-                <w:rFonts w:ascii="Arial" w:cs="Arial" w:eastAsia="Arial" w:hAnsi="Arial"/>
+                <w:rFonts w:ascii="Arial" w:cs="Arial" w:eastAsia="Noto Sans CJK SC" w:hAnsi="Arial"/>
                 <w:sz w:val="20"/>
                 <w:szCs w:val="20"/>
               </w:rPr>
@@ -2240,7 +2240,7 @@
           <w:p>
             <w:r>
               <w:rPr>
-                <w:rFonts w:ascii="Arial" w:cs="Arial" w:eastAsia="Arial" w:hAnsi="Arial"/>
+                <w:rFonts w:ascii="Arial" w:cs="Arial" w:eastAsia="Noto Sans CJK SC" w:hAnsi="Arial"/>
                 <w:sz w:val="20"/>
                 <w:szCs w:val="20"/>
               </w:rPr>
@@ -2271,7 +2271,7 @@
           <w:p>
             <w:r>
               <w:rPr>
-                <w:rFonts w:ascii="Arial" w:cs="Arial" w:eastAsia="Arial" w:hAnsi="Arial"/>
+                <w:rFonts w:ascii="Arial" w:cs="Arial" w:eastAsia="Noto Sans CJK SC" w:hAnsi="Arial"/>
                 <w:sz w:val="20"/>
                 <w:szCs w:val="20"/>
               </w:rPr>
@@ -2300,7 +2300,7 @@
           <w:p>
             <w:r>
               <w:rPr>
-                <w:rFonts w:ascii="Arial" w:cs="Arial" w:eastAsia="Arial" w:hAnsi="Arial"/>
+                <w:rFonts w:ascii="Arial" w:cs="Arial" w:eastAsia="Noto Sans CJK SC" w:hAnsi="Arial"/>
                 <w:sz w:val="20"/>
                 <w:szCs w:val="20"/>
               </w:rPr>
@@ -2351,7 +2351,7 @@
           <w:p>
             <w:r>
               <w:rPr>
-                <w:rFonts w:ascii="Arial" w:cs="Arial" w:eastAsia="Arial" w:hAnsi="Arial"/>
+                <w:rFonts w:ascii="Arial" w:cs="Arial" w:eastAsia="Noto Sans CJK SC" w:hAnsi="Arial"/>
                 <w:b/>
                 <w:bCs/>
                 <w:color w:val="FFFFFF"/>
@@ -2375,7 +2375,7 @@
       </w:pPr>
       <w:r>
         <w:rPr>
-          <w:rFonts w:ascii="Arial" w:cs="Arial" w:eastAsia="Arial" w:hAnsi="Arial"/>
+          <w:rFonts w:ascii="Arial" w:cs="Arial" w:eastAsia="Noto Sans CJK SC" w:hAnsi="Arial"/>
           <w:b/>
           <w:bCs/>
           <w:color w:val="0E7A45"/>
@@ -2396,7 +2396,7 @@
       </w:pPr>
       <w:r>
         <w:rPr>
-          <w:rFonts w:ascii="Arial" w:cs="Arial" w:eastAsia="Arial" w:hAnsi="Arial"/>
+          <w:rFonts w:ascii="Arial" w:cs="Arial" w:eastAsia="Noto Sans CJK SC" w:hAnsi="Arial"/>
           <w:sz w:val="22"/>
           <w:szCs w:val="22"/>
         </w:rPr>
@@ -2414,7 +2414,7 @@
       </w:pPr>
       <w:r>
         <w:rPr>
-          <w:rFonts w:ascii="Arial" w:cs="Arial" w:eastAsia="Arial" w:hAnsi="Arial"/>
+          <w:rFonts w:ascii="Arial" w:cs="Arial" w:eastAsia="Noto Sans CJK SC" w:hAnsi="Arial"/>
           <w:b/>
           <w:bCs/>
           <w:color w:val="2E7BC4"/>
@@ -2466,7 +2466,7 @@
           <w:p>
             <w:r>
               <w:rPr>
-                <w:rFonts w:ascii="Arial" w:cs="Arial" w:eastAsia="Arial" w:hAnsi="Arial"/>
+                <w:rFonts w:ascii="Arial" w:cs="Arial" w:eastAsia="Noto Sans CJK SC" w:hAnsi="Arial"/>
                 <w:b/>
                 <w:bCs/>
                 <w:color w:val="FFFFFF"/>
@@ -2498,7 +2498,7 @@
           <w:p>
             <w:r>
               <w:rPr>
-                <w:rFonts w:ascii="Arial" w:cs="Arial" w:eastAsia="Arial" w:hAnsi="Arial"/>
+                <w:rFonts w:ascii="Arial" w:cs="Arial" w:eastAsia="Noto Sans CJK SC" w:hAnsi="Arial"/>
                 <w:b/>
                 <w:bCs/>
                 <w:color w:val="FFFFFF"/>
@@ -2530,7 +2530,7 @@
           <w:p>
             <w:r>
               <w:rPr>
-                <w:rFonts w:ascii="Arial" w:cs="Arial" w:eastAsia="Arial" w:hAnsi="Arial"/>
+                <w:rFonts w:ascii="Arial" w:cs="Arial" w:eastAsia="Noto Sans CJK SC" w:hAnsi="Arial"/>
                 <w:b/>
                 <w:bCs/>
                 <w:color w:val="FFFFFF"/>
@@ -2564,7 +2564,7 @@
           <w:p>
             <w:r>
               <w:rPr>
-                <w:rFonts w:ascii="Arial" w:cs="Arial" w:eastAsia="Arial" w:hAnsi="Arial"/>
+                <w:rFonts w:ascii="Arial" w:cs="Arial" w:eastAsia="Noto Sans CJK SC" w:hAnsi="Arial"/>
                 <w:sz w:val="20"/>
                 <w:szCs w:val="20"/>
               </w:rPr>
@@ -2593,7 +2593,7 @@
           <w:p>
             <w:r>
               <w:rPr>
-                <w:rFonts w:ascii="Arial" w:cs="Arial" w:eastAsia="Arial" w:hAnsi="Arial"/>
+                <w:rFonts w:ascii="Arial" w:cs="Arial" w:eastAsia="Noto Sans CJK SC" w:hAnsi="Arial"/>
                 <w:sz w:val="20"/>
                 <w:szCs w:val="20"/>
               </w:rPr>
@@ -2622,7 +2622,7 @@
           <w:p>
             <w:r>
               <w:rPr>
-                <w:rFonts w:ascii="Arial" w:cs="Arial" w:eastAsia="Arial" w:hAnsi="Arial"/>
+                <w:rFonts w:ascii="Arial" w:cs="Arial" w:eastAsia="Noto Sans CJK SC" w:hAnsi="Arial"/>
                 <w:sz w:val="20"/>
                 <w:szCs w:val="20"/>
               </w:rPr>
@@ -2653,7 +2653,7 @@
           <w:p>
             <w:r>
               <w:rPr>
-                <w:rFonts w:ascii="Arial" w:cs="Arial" w:eastAsia="Arial" w:hAnsi="Arial"/>
+                <w:rFonts w:ascii="Arial" w:cs="Arial" w:eastAsia="Noto Sans CJK SC" w:hAnsi="Arial"/>
                 <w:sz w:val="20"/>
                 <w:szCs w:val="20"/>
               </w:rPr>
@@ -2682,7 +2682,7 @@
           <w:p>
             <w:r>
               <w:rPr>
-                <w:rFonts w:ascii="Arial" w:cs="Arial" w:eastAsia="Arial" w:hAnsi="Arial"/>
+                <w:rFonts w:ascii="Arial" w:cs="Arial" w:eastAsia="Noto Sans CJK SC" w:hAnsi="Arial"/>
                 <w:sz w:val="20"/>
                 <w:szCs w:val="20"/>
               </w:rPr>
@@ -2711,7 +2711,7 @@
           <w:p>
             <w:r>
               <w:rPr>
-                <w:rFonts w:ascii="Arial" w:cs="Arial" w:eastAsia="Arial" w:hAnsi="Arial"/>
+                <w:rFonts w:ascii="Arial" w:cs="Arial" w:eastAsia="Noto Sans CJK SC" w:hAnsi="Arial"/>
                 <w:sz w:val="20"/>
                 <w:szCs w:val="20"/>
               </w:rPr>
@@ -2742,7 +2742,7 @@
           <w:p>
             <w:r>
               <w:rPr>
-                <w:rFonts w:ascii="Arial" w:cs="Arial" w:eastAsia="Arial" w:hAnsi="Arial"/>
+                <w:rFonts w:ascii="Arial" w:cs="Arial" w:eastAsia="Noto Sans CJK SC" w:hAnsi="Arial"/>
                 <w:sz w:val="20"/>
                 <w:szCs w:val="20"/>
               </w:rPr>
@@ -2771,7 +2771,7 @@
           <w:p>
             <w:r>
               <w:rPr>
-                <w:rFonts w:ascii="Arial" w:cs="Arial" w:eastAsia="Arial" w:hAnsi="Arial"/>
+                <w:rFonts w:ascii="Arial" w:cs="Arial" w:eastAsia="Noto Sans CJK SC" w:hAnsi="Arial"/>
                 <w:sz w:val="20"/>
                 <w:szCs w:val="20"/>
               </w:rPr>
@@ -2800,7 +2800,7 @@
           <w:p>
             <w:r>
               <w:rPr>
-                <w:rFonts w:ascii="Arial" w:cs="Arial" w:eastAsia="Arial" w:hAnsi="Arial"/>
+                <w:rFonts w:ascii="Arial" w:cs="Arial" w:eastAsia="Noto Sans CJK SC" w:hAnsi="Arial"/>
                 <w:sz w:val="20"/>
                 <w:szCs w:val="20"/>
               </w:rPr>
@@ -2821,7 +2821,7 @@
       </w:pPr>
       <w:r>
         <w:rPr>
-          <w:rFonts w:ascii="Arial" w:cs="Arial" w:eastAsia="Arial" w:hAnsi="Arial"/>
+          <w:rFonts w:ascii="Arial" w:cs="Arial" w:eastAsia="Noto Sans CJK SC" w:hAnsi="Arial"/>
           <w:b/>
           <w:bCs/>
           <w:color w:val="2E7BC4"/>
@@ -2837,7 +2837,7 @@
       </w:pPr>
       <w:r>
         <w:rPr>
-          <w:rFonts w:ascii="Arial" w:cs="Arial" w:eastAsia="Arial" w:hAnsi="Arial"/>
+          <w:rFonts w:ascii="Arial" w:cs="Arial" w:eastAsia="Noto Sans CJK SC" w:hAnsi="Arial"/>
           <w:sz w:val="22"/>
           <w:szCs w:val="22"/>
         </w:rPr>
@@ -3450,7 +3450,7 @@
       </w:pPr>
       <w:r>
         <w:rPr>
-          <w:rFonts w:ascii="Arial" w:cs="Arial" w:eastAsia="Arial" w:hAnsi="Arial"/>
+          <w:rFonts w:ascii="Arial" w:cs="Arial" w:eastAsia="Noto Sans CJK SC" w:hAnsi="Arial"/>
           <w:b/>
           <w:bCs/>
           <w:color w:val="2E7BC4"/>
@@ -3466,7 +3466,7 @@
       </w:pPr>
       <w:r>
         <w:rPr>
-          <w:rFonts w:ascii="Arial" w:cs="Arial" w:eastAsia="Arial" w:hAnsi="Arial"/>
+          <w:rFonts w:ascii="Arial" w:cs="Arial" w:eastAsia="Noto Sans CJK SC" w:hAnsi="Arial"/>
           <w:sz w:val="22"/>
           <w:szCs w:val="22"/>
         </w:rPr>
@@ -4079,7 +4079,7 @@
       </w:pPr>
       <w:r>
         <w:rPr>
-          <w:rFonts w:ascii="Arial" w:cs="Arial" w:eastAsia="Arial" w:hAnsi="Arial"/>
+          <w:rFonts w:ascii="Arial" w:cs="Arial" w:eastAsia="Noto Sans CJK SC" w:hAnsi="Arial"/>
           <w:b/>
           <w:bCs/>
           <w:color w:val="2E7BC4"/>
@@ -4520,7 +4520,7 @@
       </w:pPr>
       <w:r>
         <w:rPr>
-          <w:rFonts w:ascii="Arial" w:cs="Arial" w:eastAsia="Arial" w:hAnsi="Arial"/>
+          <w:rFonts w:ascii="Arial" w:cs="Arial" w:eastAsia="Noto Sans CJK SC" w:hAnsi="Arial"/>
           <w:b/>
           <w:bCs/>
           <w:color w:val="2E7BC4"/>
@@ -5369,7 +5369,7 @@
       </w:pPr>
       <w:r>
         <w:rPr>
-          <w:rFonts w:ascii="Arial" w:cs="Arial" w:eastAsia="Arial" w:hAnsi="Arial"/>
+          <w:rFonts w:ascii="Arial" w:cs="Arial" w:eastAsia="Noto Sans CJK SC" w:hAnsi="Arial"/>
           <w:b/>
           <w:bCs/>
           <w:color w:val="2E7BC4"/>
@@ -5385,7 +5385,7 @@
       </w:pPr>
       <w:r>
         <w:rPr>
-          <w:rFonts w:ascii="Arial" w:cs="Arial" w:eastAsia="Arial" w:hAnsi="Arial"/>
+          <w:rFonts w:ascii="Arial" w:cs="Arial" w:eastAsia="Noto Sans CJK SC" w:hAnsi="Arial"/>
           <w:b/>
           <w:bCs/>
           <w:color w:val="1A3A5C"/>
@@ -5554,7 +5554,7 @@
       </w:pPr>
       <w:r>
         <w:rPr>
-          <w:rFonts w:ascii="Arial" w:cs="Arial" w:eastAsia="Arial" w:hAnsi="Arial"/>
+          <w:rFonts w:ascii="Arial" w:cs="Arial" w:eastAsia="Noto Sans CJK SC" w:hAnsi="Arial"/>
           <w:b/>
           <w:bCs/>
           <w:color w:val="1A3A5C"/>
@@ -5961,7 +5961,7 @@
       </w:pPr>
       <w:r>
         <w:rPr>
-          <w:rFonts w:ascii="Arial" w:cs="Arial" w:eastAsia="Arial" w:hAnsi="Arial"/>
+          <w:rFonts w:ascii="Arial" w:cs="Arial" w:eastAsia="Noto Sans CJK SC" w:hAnsi="Arial"/>
           <w:b/>
           <w:bCs/>
           <w:color w:val="1A3A5C"/>
@@ -6606,7 +6606,7 @@
       </w:pPr>
       <w:r>
         <w:rPr>
-          <w:rFonts w:ascii="Arial" w:cs="Arial" w:eastAsia="Arial" w:hAnsi="Arial"/>
+          <w:rFonts w:ascii="Arial" w:cs="Arial" w:eastAsia="Noto Sans CJK SC" w:hAnsi="Arial"/>
           <w:b/>
           <w:bCs/>
           <w:color w:val="2E7BC4"/>
@@ -6622,7 +6622,7 @@
       </w:pPr>
       <w:r>
         <w:rPr>
-          <w:rFonts w:ascii="Arial" w:cs="Arial" w:eastAsia="Arial" w:hAnsi="Arial"/>
+          <w:rFonts w:ascii="Arial" w:cs="Arial" w:eastAsia="Noto Sans CJK SC" w:hAnsi="Arial"/>
           <w:sz w:val="22"/>
           <w:szCs w:val="22"/>
         </w:rPr>
@@ -6676,7 +6676,7 @@
           <w:p>
             <w:r>
               <w:rPr>
-                <w:rFonts w:ascii="Arial" w:cs="Arial" w:eastAsia="Arial" w:hAnsi="Arial"/>
+                <w:rFonts w:ascii="Arial" w:cs="Arial" w:eastAsia="Noto Sans CJK SC" w:hAnsi="Arial"/>
                 <w:b/>
                 <w:bCs/>
                 <w:color w:val="FFFFFF"/>
@@ -6708,7 +6708,7 @@
           <w:p>
             <w:r>
               <w:rPr>
-                <w:rFonts w:ascii="Arial" w:cs="Arial" w:eastAsia="Arial" w:hAnsi="Arial"/>
+                <w:rFonts w:ascii="Arial" w:cs="Arial" w:eastAsia="Noto Sans CJK SC" w:hAnsi="Arial"/>
                 <w:b/>
                 <w:bCs/>
                 <w:color w:val="FFFFFF"/>
@@ -6740,7 +6740,7 @@
           <w:p>
             <w:r>
               <w:rPr>
-                <w:rFonts w:ascii="Arial" w:cs="Arial" w:eastAsia="Arial" w:hAnsi="Arial"/>
+                <w:rFonts w:ascii="Arial" w:cs="Arial" w:eastAsia="Noto Sans CJK SC" w:hAnsi="Arial"/>
                 <w:b/>
                 <w:bCs/>
                 <w:color w:val="FFFFFF"/>
@@ -6774,7 +6774,7 @@
           <w:p>
             <w:r>
               <w:rPr>
-                <w:rFonts w:ascii="Arial" w:cs="Arial" w:eastAsia="Arial" w:hAnsi="Arial"/>
+                <w:rFonts w:ascii="Arial" w:cs="Arial" w:eastAsia="Noto Sans CJK SC" w:hAnsi="Arial"/>
                 <w:sz w:val="20"/>
                 <w:szCs w:val="20"/>
               </w:rPr>
@@ -6803,7 +6803,7 @@
           <w:p>
             <w:r>
               <w:rPr>
-                <w:rFonts w:ascii="Arial" w:cs="Arial" w:eastAsia="Arial" w:hAnsi="Arial"/>
+                <w:rFonts w:ascii="Arial" w:cs="Arial" w:eastAsia="Noto Sans CJK SC" w:hAnsi="Arial"/>
                 <w:sz w:val="20"/>
                 <w:szCs w:val="20"/>
               </w:rPr>
@@ -6832,7 +6832,7 @@
           <w:p>
             <w:r>
               <w:rPr>
-                <w:rFonts w:ascii="Arial" w:cs="Arial" w:eastAsia="Arial" w:hAnsi="Arial"/>
+                <w:rFonts w:ascii="Arial" w:cs="Arial" w:eastAsia="Noto Sans CJK SC" w:hAnsi="Arial"/>
                 <w:sz w:val="20"/>
                 <w:szCs w:val="20"/>
               </w:rPr>
@@ -6863,7 +6863,7 @@
           <w:p>
             <w:r>
               <w:rPr>
-                <w:rFonts w:ascii="Arial" w:cs="Arial" w:eastAsia="Arial" w:hAnsi="Arial"/>
+                <w:rFonts w:ascii="Arial" w:cs="Arial" w:eastAsia="Noto Sans CJK SC" w:hAnsi="Arial"/>
                 <w:sz w:val="20"/>
                 <w:szCs w:val="20"/>
               </w:rPr>
@@ -6892,7 +6892,7 @@
           <w:p>
             <w:r>
               <w:rPr>
-                <w:rFonts w:ascii="Arial" w:cs="Arial" w:eastAsia="Arial" w:hAnsi="Arial"/>
+                <w:rFonts w:ascii="Arial" w:cs="Arial" w:eastAsia="Noto Sans CJK SC" w:hAnsi="Arial"/>
                 <w:sz w:val="20"/>
                 <w:szCs w:val="20"/>
               </w:rPr>
@@ -6921,7 +6921,7 @@
           <w:p>
             <w:r>
               <w:rPr>
-                <w:rFonts w:ascii="Arial" w:cs="Arial" w:eastAsia="Arial" w:hAnsi="Arial"/>
+                <w:rFonts w:ascii="Arial" w:cs="Arial" w:eastAsia="Noto Sans CJK SC" w:hAnsi="Arial"/>
                 <w:sz w:val="20"/>
                 <w:szCs w:val="20"/>
               </w:rPr>
@@ -6952,7 +6952,7 @@
           <w:p>
             <w:r>
               <w:rPr>
-                <w:rFonts w:ascii="Arial" w:cs="Arial" w:eastAsia="Arial" w:hAnsi="Arial"/>
+                <w:rFonts w:ascii="Arial" w:cs="Arial" w:eastAsia="Noto Sans CJK SC" w:hAnsi="Arial"/>
                 <w:sz w:val="20"/>
                 <w:szCs w:val="20"/>
               </w:rPr>
@@ -6981,7 +6981,7 @@
           <w:p>
             <w:r>
               <w:rPr>
-                <w:rFonts w:ascii="Arial" w:cs="Arial" w:eastAsia="Arial" w:hAnsi="Arial"/>
+                <w:rFonts w:ascii="Arial" w:cs="Arial" w:eastAsia="Noto Sans CJK SC" w:hAnsi="Arial"/>
                 <w:sz w:val="20"/>
                 <w:szCs w:val="20"/>
               </w:rPr>
@@ -7010,7 +7010,7 @@
           <w:p>
             <w:r>
               <w:rPr>
-                <w:rFonts w:ascii="Arial" w:cs="Arial" w:eastAsia="Arial" w:hAnsi="Arial"/>
+                <w:rFonts w:ascii="Arial" w:cs="Arial" w:eastAsia="Noto Sans CJK SC" w:hAnsi="Arial"/>
                 <w:sz w:val="20"/>
                 <w:szCs w:val="20"/>
               </w:rPr>
@@ -7041,7 +7041,7 @@
           <w:p>
             <w:r>
               <w:rPr>
-                <w:rFonts w:ascii="Arial" w:cs="Arial" w:eastAsia="Arial" w:hAnsi="Arial"/>
+                <w:rFonts w:ascii="Arial" w:cs="Arial" w:eastAsia="Noto Sans CJK SC" w:hAnsi="Arial"/>
                 <w:sz w:val="20"/>
                 <w:szCs w:val="20"/>
               </w:rPr>
@@ -7070,7 +7070,7 @@
           <w:p>
             <w:r>
               <w:rPr>
-                <w:rFonts w:ascii="Arial" w:cs="Arial" w:eastAsia="Arial" w:hAnsi="Arial"/>
+                <w:rFonts w:ascii="Arial" w:cs="Arial" w:eastAsia="Noto Sans CJK SC" w:hAnsi="Arial"/>
                 <w:sz w:val="20"/>
                 <w:szCs w:val="20"/>
               </w:rPr>
@@ -7099,7 +7099,7 @@
           <w:p>
             <w:r>
               <w:rPr>
-                <w:rFonts w:ascii="Arial" w:cs="Arial" w:eastAsia="Arial" w:hAnsi="Arial"/>
+                <w:rFonts w:ascii="Arial" w:cs="Arial" w:eastAsia="Noto Sans CJK SC" w:hAnsi="Arial"/>
                 <w:sz w:val="20"/>
                 <w:szCs w:val="20"/>
               </w:rPr>
@@ -7150,7 +7150,7 @@
           <w:p>
             <w:r>
               <w:rPr>
-                <w:rFonts w:ascii="Arial" w:cs="Arial" w:eastAsia="Arial" w:hAnsi="Arial"/>
+                <w:rFonts w:ascii="Arial" w:cs="Arial" w:eastAsia="Noto Sans CJK SC" w:hAnsi="Arial"/>
                 <w:b/>
                 <w:bCs/>
                 <w:color w:val="FFFFFF"/>
@@ -7174,7 +7174,7 @@
       </w:pPr>
       <w:r>
         <w:rPr>
-          <w:rFonts w:ascii="Arial" w:cs="Arial" w:eastAsia="Arial" w:hAnsi="Arial"/>
+          <w:rFonts w:ascii="Arial" w:cs="Arial" w:eastAsia="Noto Sans CJK SC" w:hAnsi="Arial"/>
           <w:b/>
           <w:bCs/>
           <w:color w:val="0E7A45"/>
@@ -7195,7 +7195,7 @@
       </w:pPr>
       <w:r>
         <w:rPr>
-          <w:rFonts w:ascii="Arial" w:cs="Arial" w:eastAsia="Arial" w:hAnsi="Arial"/>
+          <w:rFonts w:ascii="Arial" w:cs="Arial" w:eastAsia="Noto Sans CJK SC" w:hAnsi="Arial"/>
           <w:sz w:val="22"/>
           <w:szCs w:val="22"/>
         </w:rPr>
@@ -7213,7 +7213,7 @@
       </w:pPr>
       <w:r>
         <w:rPr>
-          <w:rFonts w:ascii="Arial" w:cs="Arial" w:eastAsia="Arial" w:hAnsi="Arial"/>
+          <w:rFonts w:ascii="Arial" w:cs="Arial" w:eastAsia="Noto Sans CJK SC" w:hAnsi="Arial"/>
           <w:b/>
           <w:bCs/>
           <w:color w:val="2E7BC4"/>
@@ -7266,7 +7266,7 @@
           <w:p>
             <w:r>
               <w:rPr>
-                <w:rFonts w:ascii="Arial" w:cs="Arial" w:eastAsia="Arial" w:hAnsi="Arial"/>
+                <w:rFonts w:ascii="Arial" w:cs="Arial" w:eastAsia="Noto Sans CJK SC" w:hAnsi="Arial"/>
                 <w:b/>
                 <w:bCs/>
                 <w:color w:val="FFFFFF"/>
@@ -7298,7 +7298,7 @@
           <w:p>
             <w:r>
               <w:rPr>
-                <w:rFonts w:ascii="Arial" w:cs="Arial" w:eastAsia="Arial" w:hAnsi="Arial"/>
+                <w:rFonts w:ascii="Arial" w:cs="Arial" w:eastAsia="Noto Sans CJK SC" w:hAnsi="Arial"/>
                 <w:b/>
                 <w:bCs/>
                 <w:color w:val="FFFFFF"/>
@@ -7330,7 +7330,7 @@
           <w:p>
             <w:r>
               <w:rPr>
-                <w:rFonts w:ascii="Arial" w:cs="Arial" w:eastAsia="Arial" w:hAnsi="Arial"/>
+                <w:rFonts w:ascii="Arial" w:cs="Arial" w:eastAsia="Noto Sans CJK SC" w:hAnsi="Arial"/>
                 <w:b/>
                 <w:bCs/>
                 <w:color w:val="FFFFFF"/>
@@ -7362,7 +7362,7 @@
           <w:p>
             <w:r>
               <w:rPr>
-                <w:rFonts w:ascii="Arial" w:cs="Arial" w:eastAsia="Arial" w:hAnsi="Arial"/>
+                <w:rFonts w:ascii="Arial" w:cs="Arial" w:eastAsia="Noto Sans CJK SC" w:hAnsi="Arial"/>
                 <w:b/>
                 <w:bCs/>
                 <w:color w:val="FFFFFF"/>
@@ -7396,7 +7396,7 @@
           <w:p>
             <w:r>
               <w:rPr>
-                <w:rFonts w:ascii="Arial" w:cs="Arial" w:eastAsia="Arial" w:hAnsi="Arial"/>
+                <w:rFonts w:ascii="Arial" w:cs="Arial" w:eastAsia="Noto Sans CJK SC" w:hAnsi="Arial"/>
                 <w:sz w:val="20"/>
                 <w:szCs w:val="20"/>
               </w:rPr>
@@ -7425,7 +7425,7 @@
           <w:p>
             <w:r>
               <w:rPr>
-                <w:rFonts w:ascii="Arial" w:cs="Arial" w:eastAsia="Arial" w:hAnsi="Arial"/>
+                <w:rFonts w:ascii="Arial" w:cs="Arial" w:eastAsia="Noto Sans CJK SC" w:hAnsi="Arial"/>
                 <w:sz w:val="20"/>
                 <w:szCs w:val="20"/>
               </w:rPr>
@@ -7454,7 +7454,7 @@
           <w:p>
             <w:r>
               <w:rPr>
-                <w:rFonts w:ascii="Arial" w:cs="Arial" w:eastAsia="Arial" w:hAnsi="Arial"/>
+                <w:rFonts w:ascii="Arial" w:cs="Arial" w:eastAsia="Noto Sans CJK SC" w:hAnsi="Arial"/>
                 <w:sz w:val="20"/>
                 <w:szCs w:val="20"/>
               </w:rPr>
@@ -7483,7 +7483,7 @@
           <w:p>
             <w:r>
               <w:rPr>
-                <w:rFonts w:ascii="Arial" w:cs="Arial" w:eastAsia="Arial" w:hAnsi="Arial"/>
+                <w:rFonts w:ascii="Arial" w:cs="Arial" w:eastAsia="Noto Sans CJK SC" w:hAnsi="Arial"/>
                 <w:sz w:val="20"/>
                 <w:szCs w:val="20"/>
               </w:rPr>
@@ -7514,7 +7514,7 @@
           <w:p>
             <w:r>
               <w:rPr>
-                <w:rFonts w:ascii="Arial" w:cs="Arial" w:eastAsia="Arial" w:hAnsi="Arial"/>
+                <w:rFonts w:ascii="Arial" w:cs="Arial" w:eastAsia="Noto Sans CJK SC" w:hAnsi="Arial"/>
                 <w:sz w:val="20"/>
                 <w:szCs w:val="20"/>
               </w:rPr>
@@ -7543,7 +7543,7 @@
           <w:p>
             <w:r>
               <w:rPr>
-                <w:rFonts w:ascii="Arial" w:cs="Arial" w:eastAsia="Arial" w:hAnsi="Arial"/>
+                <w:rFonts w:ascii="Arial" w:cs="Arial" w:eastAsia="Noto Sans CJK SC" w:hAnsi="Arial"/>
                 <w:sz w:val="20"/>
                 <w:szCs w:val="20"/>
               </w:rPr>
@@ -7572,7 +7572,7 @@
           <w:p>
             <w:r>
               <w:rPr>
-                <w:rFonts w:ascii="Arial" w:cs="Arial" w:eastAsia="Arial" w:hAnsi="Arial"/>
+                <w:rFonts w:ascii="Arial" w:cs="Arial" w:eastAsia="Noto Sans CJK SC" w:hAnsi="Arial"/>
                 <w:sz w:val="20"/>
                 <w:szCs w:val="20"/>
               </w:rPr>
@@ -7601,7 +7601,7 @@
           <w:p>
             <w:r>
               <w:rPr>
-                <w:rFonts w:ascii="Arial" w:cs="Arial" w:eastAsia="Arial" w:hAnsi="Arial"/>
+                <w:rFonts w:ascii="Arial" w:cs="Arial" w:eastAsia="Noto Sans CJK SC" w:hAnsi="Arial"/>
                 <w:sz w:val="20"/>
                 <w:szCs w:val="20"/>
               </w:rPr>
@@ -7632,7 +7632,7 @@
           <w:p>
             <w:r>
               <w:rPr>
-                <w:rFonts w:ascii="Arial" w:cs="Arial" w:eastAsia="Arial" w:hAnsi="Arial"/>
+                <w:rFonts w:ascii="Arial" w:cs="Arial" w:eastAsia="Noto Sans CJK SC" w:hAnsi="Arial"/>
                 <w:sz w:val="20"/>
                 <w:szCs w:val="20"/>
               </w:rPr>
@@ -7661,7 +7661,7 @@
           <w:p>
             <w:r>
               <w:rPr>
-                <w:rFonts w:ascii="Arial" w:cs="Arial" w:eastAsia="Arial" w:hAnsi="Arial"/>
+                <w:rFonts w:ascii="Arial" w:cs="Arial" w:eastAsia="Noto Sans CJK SC" w:hAnsi="Arial"/>
                 <w:sz w:val="20"/>
                 <w:szCs w:val="20"/>
               </w:rPr>
@@ -7690,7 +7690,7 @@
           <w:p>
             <w:r>
               <w:rPr>
-                <w:rFonts w:ascii="Arial" w:cs="Arial" w:eastAsia="Arial" w:hAnsi="Arial"/>
+                <w:rFonts w:ascii="Arial" w:cs="Arial" w:eastAsia="Noto Sans CJK SC" w:hAnsi="Arial"/>
                 <w:sz w:val="20"/>
                 <w:szCs w:val="20"/>
               </w:rPr>
@@ -7719,7 +7719,7 @@
           <w:p>
             <w:r>
               <w:rPr>
-                <w:rFonts w:ascii="Arial" w:cs="Arial" w:eastAsia="Arial" w:hAnsi="Arial"/>
+                <w:rFonts w:ascii="Arial" w:cs="Arial" w:eastAsia="Noto Sans CJK SC" w:hAnsi="Arial"/>
                 <w:sz w:val="20"/>
                 <w:szCs w:val="20"/>
               </w:rPr>
@@ -7750,7 +7750,7 @@
           <w:p>
             <w:r>
               <w:rPr>
-                <w:rFonts w:ascii="Arial" w:cs="Arial" w:eastAsia="Arial" w:hAnsi="Arial"/>
+                <w:rFonts w:ascii="Arial" w:cs="Arial" w:eastAsia="Noto Sans CJK SC" w:hAnsi="Arial"/>
                 <w:sz w:val="20"/>
                 <w:szCs w:val="20"/>
               </w:rPr>
@@ -7779,7 +7779,7 @@
           <w:p>
             <w:r>
               <w:rPr>
-                <w:rFonts w:ascii="Arial" w:cs="Arial" w:eastAsia="Arial" w:hAnsi="Arial"/>
+                <w:rFonts w:ascii="Arial" w:cs="Arial" w:eastAsia="Noto Sans CJK SC" w:hAnsi="Arial"/>
                 <w:sz w:val="20"/>
                 <w:szCs w:val="20"/>
               </w:rPr>
@@ -7808,7 +7808,7 @@
           <w:p>
             <w:r>
               <w:rPr>
-                <w:rFonts w:ascii="Arial" w:cs="Arial" w:eastAsia="Arial" w:hAnsi="Arial"/>
+                <w:rFonts w:ascii="Arial" w:cs="Arial" w:eastAsia="Noto Sans CJK SC" w:hAnsi="Arial"/>
                 <w:sz w:val="20"/>
                 <w:szCs w:val="20"/>
               </w:rPr>
@@ -7837,7 +7837,7 @@
           <w:p>
             <w:r>
               <w:rPr>
-                <w:rFonts w:ascii="Arial" w:cs="Arial" w:eastAsia="Arial" w:hAnsi="Arial"/>
+                <w:rFonts w:ascii="Arial" w:cs="Arial" w:eastAsia="Noto Sans CJK SC" w:hAnsi="Arial"/>
                 <w:sz w:val="20"/>
                 <w:szCs w:val="20"/>
               </w:rPr>
@@ -7858,7 +7858,7 @@
       </w:pPr>
       <w:r>
         <w:rPr>
-          <w:rFonts w:ascii="Arial" w:cs="Arial" w:eastAsia="Arial" w:hAnsi="Arial"/>
+          <w:rFonts w:ascii="Arial" w:cs="Arial" w:eastAsia="Noto Sans CJK SC" w:hAnsi="Arial"/>
           <w:b/>
           <w:bCs/>
           <w:color w:val="2E7BC4"/>
@@ -8363,7 +8363,7 @@
           <w:p>
             <w:r>
               <w:rPr>
-                <w:rFonts w:ascii="Arial" w:cs="Arial" w:eastAsia="Arial" w:hAnsi="Arial"/>
+                <w:rFonts w:ascii="Arial" w:cs="Arial" w:eastAsia="Noto Sans CJK SC" w:hAnsi="Arial"/>
                 <w:b/>
                 <w:bCs/>
                 <w:color w:val="FFFFFF"/>
@@ -8387,7 +8387,7 @@
       </w:pPr>
       <w:r>
         <w:rPr>
-          <w:rFonts w:ascii="Arial" w:cs="Arial" w:eastAsia="Arial" w:hAnsi="Arial"/>
+          <w:rFonts w:ascii="Arial" w:cs="Arial" w:eastAsia="Noto Sans CJK SC" w:hAnsi="Arial"/>
           <w:b/>
           <w:bCs/>
           <w:color w:val="2E7BC4"/>
@@ -8964,7 +8964,7 @@
       </w:pPr>
       <w:r>
         <w:rPr>
-          <w:rFonts w:ascii="Arial" w:cs="Arial" w:eastAsia="Arial" w:hAnsi="Arial"/>
+          <w:rFonts w:ascii="Arial" w:cs="Arial" w:eastAsia="Noto Sans CJK SC" w:hAnsi="Arial"/>
           <w:b/>
           <w:bCs/>
           <w:color w:val="2E7BC4"/>
@@ -9473,7 +9473,7 @@
       </w:pPr>
       <w:r>
         <w:rPr>
-          <w:rFonts w:ascii="Arial" w:cs="Arial" w:eastAsia="Arial" w:hAnsi="Arial"/>
+          <w:rFonts w:ascii="Arial" w:cs="Arial" w:eastAsia="Noto Sans CJK SC" w:hAnsi="Arial"/>
           <w:b/>
           <w:bCs/>
           <w:color w:val="2E7BC4"/>
@@ -9525,7 +9525,7 @@
           <w:p>
             <w:r>
               <w:rPr>
-                <w:rFonts w:ascii="Arial" w:cs="Arial" w:eastAsia="Arial" w:hAnsi="Arial"/>
+                <w:rFonts w:ascii="Arial" w:cs="Arial" w:eastAsia="Noto Sans CJK SC" w:hAnsi="Arial"/>
                 <w:b/>
                 <w:bCs/>
                 <w:color w:val="FFFFFF"/>
@@ -9557,7 +9557,7 @@
           <w:p>
             <w:r>
               <w:rPr>
-                <w:rFonts w:ascii="Arial" w:cs="Arial" w:eastAsia="Arial" w:hAnsi="Arial"/>
+                <w:rFonts w:ascii="Arial" w:cs="Arial" w:eastAsia="Noto Sans CJK SC" w:hAnsi="Arial"/>
                 <w:b/>
                 <w:bCs/>
                 <w:color w:val="FFFFFF"/>
@@ -9589,7 +9589,7 @@
           <w:p>
             <w:r>
               <w:rPr>
-                <w:rFonts w:ascii="Arial" w:cs="Arial" w:eastAsia="Arial" w:hAnsi="Arial"/>
+                <w:rFonts w:ascii="Arial" w:cs="Arial" w:eastAsia="Noto Sans CJK SC" w:hAnsi="Arial"/>
                 <w:b/>
                 <w:bCs/>
                 <w:color w:val="FFFFFF"/>
@@ -9623,7 +9623,7 @@
           <w:p>
             <w:r>
               <w:rPr>
-                <w:rFonts w:ascii="Arial" w:cs="Arial" w:eastAsia="Arial" w:hAnsi="Arial"/>
+                <w:rFonts w:ascii="Arial" w:cs="Arial" w:eastAsia="Noto Sans CJK SC" w:hAnsi="Arial"/>
                 <w:sz w:val="20"/>
                 <w:szCs w:val="20"/>
               </w:rPr>
@@ -9652,7 +9652,7 @@
           <w:p>
             <w:r>
               <w:rPr>
-                <w:rFonts w:ascii="Arial" w:cs="Arial" w:eastAsia="Arial" w:hAnsi="Arial"/>
+                <w:rFonts w:ascii="Arial" w:cs="Arial" w:eastAsia="Noto Sans CJK SC" w:hAnsi="Arial"/>
                 <w:sz w:val="20"/>
                 <w:szCs w:val="20"/>
               </w:rPr>
@@ -9681,7 +9681,7 @@
           <w:p>
             <w:r>
               <w:rPr>
-                <w:rFonts w:ascii="Arial" w:cs="Arial" w:eastAsia="Arial" w:hAnsi="Arial"/>
+                <w:rFonts w:ascii="Arial" w:cs="Arial" w:eastAsia="Noto Sans CJK SC" w:hAnsi="Arial"/>
                 <w:sz w:val="20"/>
                 <w:szCs w:val="20"/>
               </w:rPr>
@@ -9712,7 +9712,7 @@
           <w:p>
             <w:r>
               <w:rPr>
-                <w:rFonts w:ascii="Arial" w:cs="Arial" w:eastAsia="Arial" w:hAnsi="Arial"/>
+                <w:rFonts w:ascii="Arial" w:cs="Arial" w:eastAsia="Noto Sans CJK SC" w:hAnsi="Arial"/>
                 <w:sz w:val="20"/>
                 <w:szCs w:val="20"/>
               </w:rPr>
@@ -9741,7 +9741,7 @@
           <w:p>
             <w:r>
               <w:rPr>
-                <w:rFonts w:ascii="Arial" w:cs="Arial" w:eastAsia="Arial" w:hAnsi="Arial"/>
+                <w:rFonts w:ascii="Arial" w:cs="Arial" w:eastAsia="Noto Sans CJK SC" w:hAnsi="Arial"/>
                 <w:sz w:val="20"/>
                 <w:szCs w:val="20"/>
               </w:rPr>
@@ -9770,7 +9770,7 @@
           <w:p>
             <w:r>
               <w:rPr>
-                <w:rFonts w:ascii="Arial" w:cs="Arial" w:eastAsia="Arial" w:hAnsi="Arial"/>
+                <w:rFonts w:ascii="Arial" w:cs="Arial" w:eastAsia="Noto Sans CJK SC" w:hAnsi="Arial"/>
                 <w:sz w:val="20"/>
                 <w:szCs w:val="20"/>
               </w:rPr>
@@ -9801,7 +9801,7 @@
           <w:p>
             <w:r>
               <w:rPr>
-                <w:rFonts w:ascii="Arial" w:cs="Arial" w:eastAsia="Arial" w:hAnsi="Arial"/>
+                <w:rFonts w:ascii="Arial" w:cs="Arial" w:eastAsia="Noto Sans CJK SC" w:hAnsi="Arial"/>
                 <w:sz w:val="20"/>
                 <w:szCs w:val="20"/>
               </w:rPr>
@@ -9830,7 +9830,7 @@
           <w:p>
             <w:r>
               <w:rPr>
-                <w:rFonts w:ascii="Arial" w:cs="Arial" w:eastAsia="Arial" w:hAnsi="Arial"/>
+                <w:rFonts w:ascii="Arial" w:cs="Arial" w:eastAsia="Noto Sans CJK SC" w:hAnsi="Arial"/>
                 <w:sz w:val="20"/>
                 <w:szCs w:val="20"/>
               </w:rPr>
@@ -9859,7 +9859,7 @@
           <w:p>
             <w:r>
               <w:rPr>
-                <w:rFonts w:ascii="Arial" w:cs="Arial" w:eastAsia="Arial" w:hAnsi="Arial"/>
+                <w:rFonts w:ascii="Arial" w:cs="Arial" w:eastAsia="Noto Sans CJK SC" w:hAnsi="Arial"/>
                 <w:sz w:val="20"/>
                 <w:szCs w:val="20"/>
               </w:rPr>
@@ -9890,7 +9890,7 @@
           <w:p>
             <w:r>
               <w:rPr>
-                <w:rFonts w:ascii="Arial" w:cs="Arial" w:eastAsia="Arial" w:hAnsi="Arial"/>
+                <w:rFonts w:ascii="Arial" w:cs="Arial" w:eastAsia="Noto Sans CJK SC" w:hAnsi="Arial"/>
                 <w:sz w:val="20"/>
                 <w:szCs w:val="20"/>
               </w:rPr>
@@ -9919,7 +9919,7 @@
           <w:p>
             <w:r>
               <w:rPr>
-                <w:rFonts w:ascii="Arial" w:cs="Arial" w:eastAsia="Arial" w:hAnsi="Arial"/>
+                <w:rFonts w:ascii="Arial" w:cs="Arial" w:eastAsia="Noto Sans CJK SC" w:hAnsi="Arial"/>
                 <w:sz w:val="20"/>
                 <w:szCs w:val="20"/>
               </w:rPr>
@@ -9948,7 +9948,7 @@
           <w:p>
             <w:r>
               <w:rPr>
-                <w:rFonts w:ascii="Arial" w:cs="Arial" w:eastAsia="Arial" w:hAnsi="Arial"/>
+                <w:rFonts w:ascii="Arial" w:cs="Arial" w:eastAsia="Noto Sans CJK SC" w:hAnsi="Arial"/>
                 <w:sz w:val="20"/>
                 <w:szCs w:val="20"/>
               </w:rPr>
@@ -9979,7 +9979,7 @@
           <w:p>
             <w:r>
               <w:rPr>
-                <w:rFonts w:ascii="Arial" w:cs="Arial" w:eastAsia="Arial" w:hAnsi="Arial"/>
+                <w:rFonts w:ascii="Arial" w:cs="Arial" w:eastAsia="Noto Sans CJK SC" w:hAnsi="Arial"/>
                 <w:sz w:val="20"/>
                 <w:szCs w:val="20"/>
               </w:rPr>
@@ -10008,7 +10008,7 @@
           <w:p>
             <w:r>
               <w:rPr>
-                <w:rFonts w:ascii="Arial" w:cs="Arial" w:eastAsia="Arial" w:hAnsi="Arial"/>
+                <w:rFonts w:ascii="Arial" w:cs="Arial" w:eastAsia="Noto Sans CJK SC" w:hAnsi="Arial"/>
                 <w:sz w:val="20"/>
                 <w:szCs w:val="20"/>
               </w:rPr>
@@ -10037,7 +10037,7 @@
           <w:p>
             <w:r>
               <w:rPr>
-                <w:rFonts w:ascii="Arial" w:cs="Arial" w:eastAsia="Arial" w:hAnsi="Arial"/>
+                <w:rFonts w:ascii="Arial" w:cs="Arial" w:eastAsia="Noto Sans CJK SC" w:hAnsi="Arial"/>
                 <w:sz w:val="20"/>
                 <w:szCs w:val="20"/>
               </w:rPr>
@@ -10068,7 +10068,7 @@
           <w:p>
             <w:r>
               <w:rPr>
-                <w:rFonts w:ascii="Arial" w:cs="Arial" w:eastAsia="Arial" w:hAnsi="Arial"/>
+                <w:rFonts w:ascii="Arial" w:cs="Arial" w:eastAsia="Noto Sans CJK SC" w:hAnsi="Arial"/>
                 <w:sz w:val="20"/>
                 <w:szCs w:val="20"/>
               </w:rPr>
@@ -10097,7 +10097,7 @@
           <w:p>
             <w:r>
               <w:rPr>
-                <w:rFonts w:ascii="Arial" w:cs="Arial" w:eastAsia="Arial" w:hAnsi="Arial"/>
+                <w:rFonts w:ascii="Arial" w:cs="Arial" w:eastAsia="Noto Sans CJK SC" w:hAnsi="Arial"/>
                 <w:sz w:val="20"/>
                 <w:szCs w:val="20"/>
               </w:rPr>
@@ -10126,7 +10126,7 @@
           <w:p>
             <w:r>
               <w:rPr>
-                <w:rFonts w:ascii="Arial" w:cs="Arial" w:eastAsia="Arial" w:hAnsi="Arial"/>
+                <w:rFonts w:ascii="Arial" w:cs="Arial" w:eastAsia="Noto Sans CJK SC" w:hAnsi="Arial"/>
                 <w:sz w:val="20"/>
                 <w:szCs w:val="20"/>
               </w:rPr>
@@ -10157,7 +10157,7 @@
           <w:p>
             <w:r>
               <w:rPr>
-                <w:rFonts w:ascii="Arial" w:cs="Arial" w:eastAsia="Arial" w:hAnsi="Arial"/>
+                <w:rFonts w:ascii="Arial" w:cs="Arial" w:eastAsia="Noto Sans CJK SC" w:hAnsi="Arial"/>
                 <w:sz w:val="20"/>
                 <w:szCs w:val="20"/>
               </w:rPr>
@@ -10186,7 +10186,7 @@
           <w:p>
             <w:r>
               <w:rPr>
-                <w:rFonts w:ascii="Arial" w:cs="Arial" w:eastAsia="Arial" w:hAnsi="Arial"/>
+                <w:rFonts w:ascii="Arial" w:cs="Arial" w:eastAsia="Noto Sans CJK SC" w:hAnsi="Arial"/>
                 <w:sz w:val="20"/>
                 <w:szCs w:val="20"/>
               </w:rPr>
@@ -10215,7 +10215,7 @@
           <w:p>
             <w:r>
               <w:rPr>
-                <w:rFonts w:ascii="Arial" w:cs="Arial" w:eastAsia="Arial" w:hAnsi="Arial"/>
+                <w:rFonts w:ascii="Arial" w:cs="Arial" w:eastAsia="Noto Sans CJK SC" w:hAnsi="Arial"/>
                 <w:sz w:val="20"/>
                 <w:szCs w:val="20"/>
               </w:rPr>
@@ -10246,7 +10246,7 @@
           <w:p>
             <w:r>
               <w:rPr>
-                <w:rFonts w:ascii="Arial" w:cs="Arial" w:eastAsia="Arial" w:hAnsi="Arial"/>
+                <w:rFonts w:ascii="Arial" w:cs="Arial" w:eastAsia="Noto Sans CJK SC" w:hAnsi="Arial"/>
                 <w:sz w:val="20"/>
                 <w:szCs w:val="20"/>
               </w:rPr>
@@ -10275,7 +10275,7 @@
           <w:p>
             <w:r>
               <w:rPr>
-                <w:rFonts w:ascii="Arial" w:cs="Arial" w:eastAsia="Arial" w:hAnsi="Arial"/>
+                <w:rFonts w:ascii="Arial" w:cs="Arial" w:eastAsia="Noto Sans CJK SC" w:hAnsi="Arial"/>
                 <w:sz w:val="20"/>
                 <w:szCs w:val="20"/>
               </w:rPr>
@@ -10304,7 +10304,7 @@
           <w:p>
             <w:r>
               <w:rPr>
-                <w:rFonts w:ascii="Arial" w:cs="Arial" w:eastAsia="Arial" w:hAnsi="Arial"/>
+                <w:rFonts w:ascii="Arial" w:cs="Arial" w:eastAsia="Noto Sans CJK SC" w:hAnsi="Arial"/>
                 <w:sz w:val="20"/>
                 <w:szCs w:val="20"/>
               </w:rPr>
@@ -10335,7 +10335,7 @@
           <w:p>
             <w:r>
               <w:rPr>
-                <w:rFonts w:ascii="Arial" w:cs="Arial" w:eastAsia="Arial" w:hAnsi="Arial"/>
+                <w:rFonts w:ascii="Arial" w:cs="Arial" w:eastAsia="Noto Sans CJK SC" w:hAnsi="Arial"/>
                 <w:sz w:val="20"/>
                 <w:szCs w:val="20"/>
               </w:rPr>
@@ -10364,7 +10364,7 @@
           <w:p>
             <w:r>
               <w:rPr>
-                <w:rFonts w:ascii="Arial" w:cs="Arial" w:eastAsia="Arial" w:hAnsi="Arial"/>
+                <w:rFonts w:ascii="Arial" w:cs="Arial" w:eastAsia="Noto Sans CJK SC" w:hAnsi="Arial"/>
                 <w:sz w:val="20"/>
                 <w:szCs w:val="20"/>
               </w:rPr>
@@ -10393,7 +10393,7 @@
           <w:p>
             <w:r>
               <w:rPr>
-                <w:rFonts w:ascii="Arial" w:cs="Arial" w:eastAsia="Arial" w:hAnsi="Arial"/>
+                <w:rFonts w:ascii="Arial" w:cs="Arial" w:eastAsia="Noto Sans CJK SC" w:hAnsi="Arial"/>
                 <w:sz w:val="20"/>
                 <w:szCs w:val="20"/>
               </w:rPr>
@@ -10444,7 +10444,7 @@
           <w:p>
             <w:r>
               <w:rPr>
-                <w:rFonts w:ascii="Arial" w:cs="Arial" w:eastAsia="Arial" w:hAnsi="Arial"/>
+                <w:rFonts w:ascii="Arial" w:cs="Arial" w:eastAsia="Noto Sans CJK SC" w:hAnsi="Arial"/>
                 <w:b/>
                 <w:bCs/>
                 <w:color w:val="FFFFFF"/>
@@ -10468,7 +10468,7 @@
       </w:pPr>
       <w:r>
         <w:rPr>
-          <w:rFonts w:ascii="Arial" w:cs="Arial" w:eastAsia="Arial" w:hAnsi="Arial"/>
+          <w:rFonts w:ascii="Arial" w:cs="Arial" w:eastAsia="Noto Sans CJK SC" w:hAnsi="Arial"/>
           <w:sz w:val="22"/>
           <w:szCs w:val="22"/>
         </w:rPr>
@@ -10486,7 +10486,7 @@
       </w:pPr>
       <w:r>
         <w:rPr>
-          <w:rFonts w:ascii="Arial" w:cs="Arial" w:eastAsia="Arial" w:hAnsi="Arial"/>
+          <w:rFonts w:ascii="Arial" w:cs="Arial" w:eastAsia="Noto Sans CJK SC" w:hAnsi="Arial"/>
           <w:b/>
           <w:bCs/>
           <w:color w:val="2E7BC4"/>
@@ -11029,7 +11029,7 @@
       </w:pPr>
       <w:r>
         <w:rPr>
-          <w:rFonts w:ascii="Arial" w:cs="Arial" w:eastAsia="Arial" w:hAnsi="Arial"/>
+          <w:rFonts w:ascii="Arial" w:cs="Arial" w:eastAsia="Noto Sans CJK SC" w:hAnsi="Arial"/>
           <w:b/>
           <w:bCs/>
           <w:color w:val="2E7BC4"/>
@@ -11500,7 +11500,7 @@
           <w:p>
             <w:r>
               <w:rPr>
-                <w:rFonts w:ascii="Arial" w:cs="Arial" w:eastAsia="Arial" w:hAnsi="Arial"/>
+                <w:rFonts w:ascii="Arial" w:cs="Arial" w:eastAsia="Noto Sans CJK SC" w:hAnsi="Arial"/>
                 <w:b/>
                 <w:bCs/>
                 <w:color w:val="FFFFFF"/>
@@ -11524,7 +11524,7 @@
       </w:pPr>
       <w:r>
         <w:rPr>
-          <w:rFonts w:ascii="Arial" w:cs="Arial" w:eastAsia="Arial" w:hAnsi="Arial"/>
+          <w:rFonts w:ascii="Arial" w:cs="Arial" w:eastAsia="Noto Sans CJK SC" w:hAnsi="Arial"/>
           <w:b/>
           <w:bCs/>
           <w:color w:val="2E7BC4"/>
@@ -11540,7 +11540,7 @@
       </w:pPr>
       <w:r>
         <w:rPr>
-          <w:rFonts w:ascii="Arial" w:cs="Arial" w:eastAsia="Arial" w:hAnsi="Arial"/>
+          <w:rFonts w:ascii="Arial" w:cs="Arial" w:eastAsia="Noto Sans CJK SC" w:hAnsi="Arial"/>
           <w:b/>
           <w:bCs/>
           <w:color w:val="0E7A45"/>
@@ -12088,7 +12088,7 @@
       </w:pPr>
       <w:r>
         <w:rPr>
-          <w:rFonts w:ascii="Arial" w:cs="Arial" w:eastAsia="Arial" w:hAnsi="Arial"/>
+          <w:rFonts w:ascii="Arial" w:cs="Arial" w:eastAsia="Noto Sans CJK SC" w:hAnsi="Arial"/>
           <w:b/>
           <w:bCs/>
           <w:color w:val="2E7BC4"/>
@@ -12104,7 +12104,7 @@
       </w:pPr>
       <w:r>
         <w:rPr>
-          <w:rFonts w:ascii="Arial" w:cs="Arial" w:eastAsia="Arial" w:hAnsi="Arial"/>
+          <w:rFonts w:ascii="Arial" w:cs="Arial" w:eastAsia="Noto Sans CJK SC" w:hAnsi="Arial"/>
           <w:b/>
           <w:bCs/>
           <w:color w:val="0E7A45"/>
@@ -12444,7 +12444,7 @@
           <w:p>
             <w:r>
               <w:rPr>
-                <w:rFonts w:ascii="Arial" w:cs="Arial" w:eastAsia="Arial" w:hAnsi="Arial"/>
+                <w:rFonts w:ascii="Arial" w:cs="Arial" w:eastAsia="Noto Sans CJK SC" w:hAnsi="Arial"/>
                 <w:b/>
                 <w:bCs/>
                 <w:color w:val="FFFFFF"/>
@@ -12503,7 +12503,7 @@
           <w:p>
             <w:r>
               <w:rPr>
-                <w:rFonts w:ascii="Arial" w:cs="Arial" w:eastAsia="Arial" w:hAnsi="Arial"/>
+                <w:rFonts w:ascii="Arial" w:cs="Arial" w:eastAsia="Noto Sans CJK SC" w:hAnsi="Arial"/>
                 <w:b/>
                 <w:bCs/>
                 <w:color w:val="FFFFFF"/>
@@ -12535,7 +12535,7 @@
           <w:p>
             <w:r>
               <w:rPr>
-                <w:rFonts w:ascii="Arial" w:cs="Arial" w:eastAsia="Arial" w:hAnsi="Arial"/>
+                <w:rFonts w:ascii="Arial" w:cs="Arial" w:eastAsia="Noto Sans CJK SC" w:hAnsi="Arial"/>
                 <w:b/>
                 <w:bCs/>
                 <w:color w:val="FFFFFF"/>
@@ -12569,7 +12569,7 @@
           <w:p>
             <w:r>
               <w:rPr>
-                <w:rFonts w:ascii="Arial" w:cs="Arial" w:eastAsia="Arial" w:hAnsi="Arial"/>
+                <w:rFonts w:ascii="Arial" w:cs="Arial" w:eastAsia="Noto Sans CJK SC" w:hAnsi="Arial"/>
                 <w:sz w:val="20"/>
                 <w:szCs w:val="20"/>
               </w:rPr>
@@ -12598,7 +12598,7 @@
           <w:p>
             <w:r>
               <w:rPr>
-                <w:rFonts w:ascii="Arial" w:cs="Arial" w:eastAsia="Arial" w:hAnsi="Arial"/>
+                <w:rFonts w:ascii="Arial" w:cs="Arial" w:eastAsia="Noto Sans CJK SC" w:hAnsi="Arial"/>
                 <w:sz w:val="20"/>
                 <w:szCs w:val="20"/>
               </w:rPr>
@@ -12629,7 +12629,7 @@
           <w:p>
             <w:r>
               <w:rPr>
-                <w:rFonts w:ascii="Arial" w:cs="Arial" w:eastAsia="Arial" w:hAnsi="Arial"/>
+                <w:rFonts w:ascii="Arial" w:cs="Arial" w:eastAsia="Noto Sans CJK SC" w:hAnsi="Arial"/>
                 <w:sz w:val="20"/>
                 <w:szCs w:val="20"/>
               </w:rPr>
@@ -12658,7 +12658,7 @@
           <w:p>
             <w:r>
               <w:rPr>
-                <w:rFonts w:ascii="Arial" w:cs="Arial" w:eastAsia="Arial" w:hAnsi="Arial"/>
+                <w:rFonts w:ascii="Arial" w:cs="Arial" w:eastAsia="Noto Sans CJK SC" w:hAnsi="Arial"/>
                 <w:sz w:val="20"/>
                 <w:szCs w:val="20"/>
               </w:rPr>
@@ -12689,7 +12689,7 @@
           <w:p>
             <w:r>
               <w:rPr>
-                <w:rFonts w:ascii="Arial" w:cs="Arial" w:eastAsia="Arial" w:hAnsi="Arial"/>
+                <w:rFonts w:ascii="Arial" w:cs="Arial" w:eastAsia="Noto Sans CJK SC" w:hAnsi="Arial"/>
                 <w:sz w:val="20"/>
                 <w:szCs w:val="20"/>
               </w:rPr>
@@ -12718,7 +12718,7 @@
           <w:p>
             <w:r>
               <w:rPr>
-                <w:rFonts w:ascii="Arial" w:cs="Arial" w:eastAsia="Arial" w:hAnsi="Arial"/>
+                <w:rFonts w:ascii="Arial" w:cs="Arial" w:eastAsia="Noto Sans CJK SC" w:hAnsi="Arial"/>
                 <w:sz w:val="20"/>
                 <w:szCs w:val="20"/>
               </w:rPr>
@@ -12749,7 +12749,7 @@
           <w:p>
             <w:r>
               <w:rPr>
-                <w:rFonts w:ascii="Arial" w:cs="Arial" w:eastAsia="Arial" w:hAnsi="Arial"/>
+                <w:rFonts w:ascii="Arial" w:cs="Arial" w:eastAsia="Noto Sans CJK SC" w:hAnsi="Arial"/>
                 <w:sz w:val="20"/>
                 <w:szCs w:val="20"/>
               </w:rPr>
@@ -12778,7 +12778,7 @@
           <w:p>
             <w:r>
               <w:rPr>
-                <w:rFonts w:ascii="Arial" w:cs="Arial" w:eastAsia="Arial" w:hAnsi="Arial"/>
+                <w:rFonts w:ascii="Arial" w:cs="Arial" w:eastAsia="Noto Sans CJK SC" w:hAnsi="Arial"/>
                 <w:sz w:val="20"/>
                 <w:szCs w:val="20"/>
               </w:rPr>
@@ -12809,7 +12809,7 @@
           <w:p>
             <w:r>
               <w:rPr>
-                <w:rFonts w:ascii="Arial" w:cs="Arial" w:eastAsia="Arial" w:hAnsi="Arial"/>
+                <w:rFonts w:ascii="Arial" w:cs="Arial" w:eastAsia="Noto Sans CJK SC" w:hAnsi="Arial"/>
                 <w:sz w:val="20"/>
                 <w:szCs w:val="20"/>
               </w:rPr>
@@ -12838,7 +12838,7 @@
           <w:p>
             <w:r>
               <w:rPr>
-                <w:rFonts w:ascii="Arial" w:cs="Arial" w:eastAsia="Arial" w:hAnsi="Arial"/>
+                <w:rFonts w:ascii="Arial" w:cs="Arial" w:eastAsia="Noto Sans CJK SC" w:hAnsi="Arial"/>
                 <w:sz w:val="20"/>
                 <w:szCs w:val="20"/>
               </w:rPr>
@@ -12869,7 +12869,7 @@
           <w:p>
             <w:r>
               <w:rPr>
-                <w:rFonts w:ascii="Arial" w:cs="Arial" w:eastAsia="Arial" w:hAnsi="Arial"/>
+                <w:rFonts w:ascii="Arial" w:cs="Arial" w:eastAsia="Noto Sans CJK SC" w:hAnsi="Arial"/>
                 <w:sz w:val="20"/>
                 <w:szCs w:val="20"/>
               </w:rPr>
@@ -12898,7 +12898,7 @@
           <w:p>
             <w:r>
               <w:rPr>
-                <w:rFonts w:ascii="Arial" w:cs="Arial" w:eastAsia="Arial" w:hAnsi="Arial"/>
+                <w:rFonts w:ascii="Arial" w:cs="Arial" w:eastAsia="Noto Sans CJK SC" w:hAnsi="Arial"/>
                 <w:sz w:val="20"/>
                 <w:szCs w:val="20"/>
               </w:rPr>
@@ -12929,7 +12929,7 @@
           <w:p>
             <w:r>
               <w:rPr>
-                <w:rFonts w:ascii="Arial" w:cs="Arial" w:eastAsia="Arial" w:hAnsi="Arial"/>
+                <w:rFonts w:ascii="Arial" w:cs="Arial" w:eastAsia="Noto Sans CJK SC" w:hAnsi="Arial"/>
                 <w:sz w:val="20"/>
                 <w:szCs w:val="20"/>
               </w:rPr>
@@ -12958,7 +12958,7 @@
           <w:p>
             <w:r>
               <w:rPr>
-                <w:rFonts w:ascii="Arial" w:cs="Arial" w:eastAsia="Arial" w:hAnsi="Arial"/>
+                <w:rFonts w:ascii="Arial" w:cs="Arial" w:eastAsia="Noto Sans CJK SC" w:hAnsi="Arial"/>
                 <w:sz w:val="20"/>
                 <w:szCs w:val="20"/>
               </w:rPr>
@@ -12989,7 +12989,7 @@
           <w:p>
             <w:r>
               <w:rPr>
-                <w:rFonts w:ascii="Arial" w:cs="Arial" w:eastAsia="Arial" w:hAnsi="Arial"/>
+                <w:rFonts w:ascii="Arial" w:cs="Arial" w:eastAsia="Noto Sans CJK SC" w:hAnsi="Arial"/>
                 <w:sz w:val="20"/>
                 <w:szCs w:val="20"/>
               </w:rPr>
@@ -13018,7 +13018,7 @@
           <w:p>
             <w:r>
               <w:rPr>
-                <w:rFonts w:ascii="Arial" w:cs="Arial" w:eastAsia="Arial" w:hAnsi="Arial"/>
+                <w:rFonts w:ascii="Arial" w:cs="Arial" w:eastAsia="Noto Sans CJK SC" w:hAnsi="Arial"/>
                 <w:sz w:val="20"/>
                 <w:szCs w:val="20"/>
               </w:rPr>
@@ -13049,7 +13049,7 @@
           <w:p>
             <w:r>
               <w:rPr>
-                <w:rFonts w:ascii="Arial" w:cs="Arial" w:eastAsia="Arial" w:hAnsi="Arial"/>
+                <w:rFonts w:ascii="Arial" w:cs="Arial" w:eastAsia="Noto Sans CJK SC" w:hAnsi="Arial"/>
                 <w:sz w:val="20"/>
                 <w:szCs w:val="20"/>
               </w:rPr>
@@ -13078,7 +13078,7 @@
           <w:p>
             <w:r>
               <w:rPr>
-                <w:rFonts w:ascii="Arial" w:cs="Arial" w:eastAsia="Arial" w:hAnsi="Arial"/>
+                <w:rFonts w:ascii="Arial" w:cs="Arial" w:eastAsia="Noto Sans CJK SC" w:hAnsi="Arial"/>
                 <w:sz w:val="20"/>
                 <w:szCs w:val="20"/>
               </w:rPr>
@@ -13109,7 +13109,7 @@
           <w:p>
             <w:r>
               <w:rPr>
-                <w:rFonts w:ascii="Arial" w:cs="Arial" w:eastAsia="Arial" w:hAnsi="Arial"/>
+                <w:rFonts w:ascii="Arial" w:cs="Arial" w:eastAsia="Noto Sans CJK SC" w:hAnsi="Arial"/>
                 <w:sz w:val="20"/>
                 <w:szCs w:val="20"/>
               </w:rPr>
@@ -13138,7 +13138,7 @@
           <w:p>
             <w:r>
               <w:rPr>
-                <w:rFonts w:ascii="Arial" w:cs="Arial" w:eastAsia="Arial" w:hAnsi="Arial"/>
+                <w:rFonts w:ascii="Arial" w:cs="Arial" w:eastAsia="Noto Sans CJK SC" w:hAnsi="Arial"/>
                 <w:sz w:val="20"/>
                 <w:szCs w:val="20"/>
               </w:rPr>
@@ -13169,7 +13169,7 @@
           <w:p>
             <w:r>
               <w:rPr>
-                <w:rFonts w:ascii="Arial" w:cs="Arial" w:eastAsia="Arial" w:hAnsi="Arial"/>
+                <w:rFonts w:ascii="Arial" w:cs="Arial" w:eastAsia="Noto Sans CJK SC" w:hAnsi="Arial"/>
                 <w:sz w:val="20"/>
                 <w:szCs w:val="20"/>
               </w:rPr>
@@ -13198,7 +13198,7 @@
           <w:p>
             <w:r>
               <w:rPr>
-                <w:rFonts w:ascii="Arial" w:cs="Arial" w:eastAsia="Arial" w:hAnsi="Arial"/>
+                <w:rFonts w:ascii="Arial" w:cs="Arial" w:eastAsia="Noto Sans CJK SC" w:hAnsi="Arial"/>
                 <w:sz w:val="20"/>
                 <w:szCs w:val="20"/>
               </w:rPr>
@@ -13229,7 +13229,7 @@
           <w:p>
             <w:r>
               <w:rPr>
-                <w:rFonts w:ascii="Arial" w:cs="Arial" w:eastAsia="Arial" w:hAnsi="Arial"/>
+                <w:rFonts w:ascii="Arial" w:cs="Arial" w:eastAsia="Noto Sans CJK SC" w:hAnsi="Arial"/>
                 <w:sz w:val="20"/>
                 <w:szCs w:val="20"/>
               </w:rPr>
@@ -13258,7 +13258,7 @@
           <w:p>
             <w:r>
               <w:rPr>
-                <w:rFonts w:ascii="Arial" w:cs="Arial" w:eastAsia="Arial" w:hAnsi="Arial"/>
+                <w:rFonts w:ascii="Arial" w:cs="Arial" w:eastAsia="Noto Sans CJK SC" w:hAnsi="Arial"/>
                 <w:sz w:val="20"/>
                 <w:szCs w:val="20"/>
               </w:rPr>
@@ -13289,7 +13289,7 @@
           <w:p>
             <w:r>
               <w:rPr>
-                <w:rFonts w:ascii="Arial" w:cs="Arial" w:eastAsia="Arial" w:hAnsi="Arial"/>
+                <w:rFonts w:ascii="Arial" w:cs="Arial" w:eastAsia="Noto Sans CJK SC" w:hAnsi="Arial"/>
                 <w:sz w:val="20"/>
                 <w:szCs w:val="20"/>
               </w:rPr>
@@ -13318,7 +13318,7 @@
           <w:p>
             <w:r>
               <w:rPr>
-                <w:rFonts w:ascii="Arial" w:cs="Arial" w:eastAsia="Arial" w:hAnsi="Arial"/>
+                <w:rFonts w:ascii="Arial" w:cs="Arial" w:eastAsia="Noto Sans CJK SC" w:hAnsi="Arial"/>
                 <w:sz w:val="20"/>
                 <w:szCs w:val="20"/>
               </w:rPr>
@@ -13349,7 +13349,7 @@
           <w:p>
             <w:r>
               <w:rPr>
-                <w:rFonts w:ascii="Arial" w:cs="Arial" w:eastAsia="Arial" w:hAnsi="Arial"/>
+                <w:rFonts w:ascii="Arial" w:cs="Arial" w:eastAsia="Noto Sans CJK SC" w:hAnsi="Arial"/>
                 <w:sz w:val="20"/>
                 <w:szCs w:val="20"/>
               </w:rPr>
@@ -13378,7 +13378,7 @@
           <w:p>
             <w:r>
               <w:rPr>
-                <w:rFonts w:ascii="Arial" w:cs="Arial" w:eastAsia="Arial" w:hAnsi="Arial"/>
+                <w:rFonts w:ascii="Arial" w:cs="Arial" w:eastAsia="Noto Sans CJK SC" w:hAnsi="Arial"/>
                 <w:sz w:val="20"/>
                 <w:szCs w:val="20"/>
               </w:rPr>
@@ -13409,7 +13409,7 @@
           <w:p>
             <w:r>
               <w:rPr>
-                <w:rFonts w:ascii="Arial" w:cs="Arial" w:eastAsia="Arial" w:hAnsi="Arial"/>
+                <w:rFonts w:ascii="Arial" w:cs="Arial" w:eastAsia="Noto Sans CJK SC" w:hAnsi="Arial"/>
                 <w:sz w:val="20"/>
                 <w:szCs w:val="20"/>
               </w:rPr>
@@ -13438,7 +13438,7 @@
           <w:p>
             <w:r>
               <w:rPr>
-                <w:rFonts w:ascii="Arial" w:cs="Arial" w:eastAsia="Arial" w:hAnsi="Arial"/>
+                <w:rFonts w:ascii="Arial" w:cs="Arial" w:eastAsia="Noto Sans CJK SC" w:hAnsi="Arial"/>
                 <w:sz w:val="20"/>
                 <w:szCs w:val="20"/>
               </w:rPr>
@@ -13469,7 +13469,7 @@
           <w:p>
             <w:r>
               <w:rPr>
-                <w:rFonts w:ascii="Arial" w:cs="Arial" w:eastAsia="Arial" w:hAnsi="Arial"/>
+                <w:rFonts w:ascii="Arial" w:cs="Arial" w:eastAsia="Noto Sans CJK SC" w:hAnsi="Arial"/>
                 <w:sz w:val="20"/>
                 <w:szCs w:val="20"/>
               </w:rPr>
@@ -13498,7 +13498,7 @@
           <w:p>
             <w:r>
               <w:rPr>
-                <w:rFonts w:ascii="Arial" w:cs="Arial" w:eastAsia="Arial" w:hAnsi="Arial"/>
+                <w:rFonts w:ascii="Arial" w:cs="Arial" w:eastAsia="Noto Sans CJK SC" w:hAnsi="Arial"/>
                 <w:sz w:val="20"/>
                 <w:szCs w:val="20"/>
               </w:rPr>
@@ -13529,7 +13529,7 @@
           <w:p>
             <w:r>
               <w:rPr>
-                <w:rFonts w:ascii="Arial" w:cs="Arial" w:eastAsia="Arial" w:hAnsi="Arial"/>
+                <w:rFonts w:ascii="Arial" w:cs="Arial" w:eastAsia="Noto Sans CJK SC" w:hAnsi="Arial"/>
                 <w:sz w:val="20"/>
                 <w:szCs w:val="20"/>
               </w:rPr>
@@ -13558,7 +13558,7 @@
           <w:p>
             <w:r>
               <w:rPr>
-                <w:rFonts w:ascii="Arial" w:cs="Arial" w:eastAsia="Arial" w:hAnsi="Arial"/>
+                <w:rFonts w:ascii="Arial" w:cs="Arial" w:eastAsia="Noto Sans CJK SC" w:hAnsi="Arial"/>
                 <w:sz w:val="20"/>
                 <w:szCs w:val="20"/>
               </w:rPr>
@@ -13589,7 +13589,7 @@
           <w:p>
             <w:r>
               <w:rPr>
-                <w:rFonts w:ascii="Arial" w:cs="Arial" w:eastAsia="Arial" w:hAnsi="Arial"/>
+                <w:rFonts w:ascii="Arial" w:cs="Arial" w:eastAsia="Noto Sans CJK SC" w:hAnsi="Arial"/>
                 <w:sz w:val="20"/>
                 <w:szCs w:val="20"/>
               </w:rPr>
@@ -13618,7 +13618,7 @@
           <w:p>
             <w:r>
               <w:rPr>
-                <w:rFonts w:ascii="Arial" w:cs="Arial" w:eastAsia="Arial" w:hAnsi="Arial"/>
+                <w:rFonts w:ascii="Arial" w:cs="Arial" w:eastAsia="Noto Sans CJK SC" w:hAnsi="Arial"/>
                 <w:sz w:val="20"/>
                 <w:szCs w:val="20"/>
               </w:rPr>
@@ -13649,7 +13649,7 @@
           <w:p>
             <w:r>
               <w:rPr>
-                <w:rFonts w:ascii="Arial" w:cs="Arial" w:eastAsia="Arial" w:hAnsi="Arial"/>
+                <w:rFonts w:ascii="Arial" w:cs="Arial" w:eastAsia="Noto Sans CJK SC" w:hAnsi="Arial"/>
                 <w:sz w:val="20"/>
                 <w:szCs w:val="20"/>
               </w:rPr>
@@ -13678,7 +13678,7 @@
           <w:p>
             <w:r>
               <w:rPr>
-                <w:rFonts w:ascii="Arial" w:cs="Arial" w:eastAsia="Arial" w:hAnsi="Arial"/>
+                <w:rFonts w:ascii="Arial" w:cs="Arial" w:eastAsia="Noto Sans CJK SC" w:hAnsi="Arial"/>
                 <w:sz w:val="20"/>
                 <w:szCs w:val="20"/>
               </w:rPr>
@@ -13709,7 +13709,7 @@
           <w:p>
             <w:r>
               <w:rPr>
-                <w:rFonts w:ascii="Arial" w:cs="Arial" w:eastAsia="Arial" w:hAnsi="Arial"/>
+                <w:rFonts w:ascii="Arial" w:cs="Arial" w:eastAsia="Noto Sans CJK SC" w:hAnsi="Arial"/>
                 <w:sz w:val="20"/>
                 <w:szCs w:val="20"/>
               </w:rPr>
@@ -13738,7 +13738,7 @@
           <w:p>
             <w:r>
               <w:rPr>
-                <w:rFonts w:ascii="Arial" w:cs="Arial" w:eastAsia="Arial" w:hAnsi="Arial"/>
+                <w:rFonts w:ascii="Arial" w:cs="Arial" w:eastAsia="Noto Sans CJK SC" w:hAnsi="Arial"/>
                 <w:sz w:val="20"/>
                 <w:szCs w:val="20"/>
               </w:rPr>
@@ -13769,7 +13769,7 @@
           <w:p>
             <w:r>
               <w:rPr>
-                <w:rFonts w:ascii="Arial" w:cs="Arial" w:eastAsia="Arial" w:hAnsi="Arial"/>
+                <w:rFonts w:ascii="Arial" w:cs="Arial" w:eastAsia="Noto Sans CJK SC" w:hAnsi="Arial"/>
                 <w:sz w:val="20"/>
                 <w:szCs w:val="20"/>
               </w:rPr>
@@ -13798,7 +13798,7 @@
           <w:p>
             <w:r>
               <w:rPr>
-                <w:rFonts w:ascii="Arial" w:cs="Arial" w:eastAsia="Arial" w:hAnsi="Arial"/>
+                <w:rFonts w:ascii="Arial" w:cs="Arial" w:eastAsia="Noto Sans CJK SC" w:hAnsi="Arial"/>
                 <w:sz w:val="20"/>
                 <w:szCs w:val="20"/>
               </w:rPr>
@@ -13829,7 +13829,7 @@
           <w:p>
             <w:r>
               <w:rPr>
-                <w:rFonts w:ascii="Arial" w:cs="Arial" w:eastAsia="Arial" w:hAnsi="Arial"/>
+                <w:rFonts w:ascii="Arial" w:cs="Arial" w:eastAsia="Noto Sans CJK SC" w:hAnsi="Arial"/>
                 <w:sz w:val="20"/>
                 <w:szCs w:val="20"/>
               </w:rPr>
@@ -13858,7 +13858,7 @@
           <w:p>
             <w:r>
               <w:rPr>
-                <w:rFonts w:ascii="Arial" w:cs="Arial" w:eastAsia="Arial" w:hAnsi="Arial"/>
+                <w:rFonts w:ascii="Arial" w:cs="Arial" w:eastAsia="Noto Sans CJK SC" w:hAnsi="Arial"/>
                 <w:sz w:val="20"/>
                 <w:szCs w:val="20"/>
               </w:rPr>
@@ -13889,7 +13889,7 @@
           <w:p>
             <w:r>
               <w:rPr>
-                <w:rFonts w:ascii="Arial" w:cs="Arial" w:eastAsia="Arial" w:hAnsi="Arial"/>
+                <w:rFonts w:ascii="Arial" w:cs="Arial" w:eastAsia="Noto Sans CJK SC" w:hAnsi="Arial"/>
                 <w:sz w:val="20"/>
                 <w:szCs w:val="20"/>
               </w:rPr>
@@ -13918,7 +13918,7 @@
           <w:p>
             <w:r>
               <w:rPr>
-                <w:rFonts w:ascii="Arial" w:cs="Arial" w:eastAsia="Arial" w:hAnsi="Arial"/>
+                <w:rFonts w:ascii="Arial" w:cs="Arial" w:eastAsia="Noto Sans CJK SC" w:hAnsi="Arial"/>
                 <w:sz w:val="20"/>
                 <w:szCs w:val="20"/>
               </w:rPr>
@@ -13969,7 +13969,7 @@
           <w:p>
             <w:r>
               <w:rPr>
-                <w:rFonts w:ascii="Arial" w:cs="Arial" w:eastAsia="Arial" w:hAnsi="Arial"/>
+                <w:rFonts w:ascii="Arial" w:cs="Arial" w:eastAsia="Noto Sans CJK SC" w:hAnsi="Arial"/>
                 <w:b/>
                 <w:bCs/>
                 <w:color w:val="FFFFFF"/>
@@ -14023,7 +14023,7 @@
           <w:p>
             <w:r>
               <w:rPr>
-                <w:rFonts w:ascii="Arial" w:cs="Arial" w:eastAsia="Arial" w:hAnsi="Arial"/>
+                <w:rFonts w:ascii="Arial" w:cs="Arial" w:eastAsia="Noto Sans CJK SC" w:hAnsi="Arial"/>
                 <w:b/>
                 <w:bCs/>
                 <w:color w:val="1A3A5C"/>
@@ -14042,7 +14042,7 @@
       </w:pPr>
       <w:r>
         <w:rPr>
-          <w:rFonts w:ascii="Arial" w:cs="Arial" w:eastAsia="Arial" w:hAnsi="Arial"/>
+          <w:rFonts w:ascii="Arial" w:cs="Arial" w:eastAsia="Noto Sans CJK SC" w:hAnsi="Arial"/>
           <w:sz w:val="21"/>
           <w:szCs w:val="21"/>
         </w:rPr>
@@ -14085,7 +14085,7 @@
           <w:p>
             <w:r>
               <w:rPr>
-                <w:rFonts w:ascii="Arial" w:cs="Arial" w:eastAsia="Arial" w:hAnsi="Arial"/>
+                <w:rFonts w:ascii="Arial" w:cs="Arial" w:eastAsia="Noto Sans CJK SC" w:hAnsi="Arial"/>
                 <w:b/>
                 <w:bCs/>
                 <w:color w:val="1A3A5C"/>
@@ -14104,7 +14104,7 @@
       </w:pPr>
       <w:r>
         <w:rPr>
-          <w:rFonts w:ascii="Arial" w:cs="Arial" w:eastAsia="Arial" w:hAnsi="Arial"/>
+          <w:rFonts w:ascii="Arial" w:cs="Arial" w:eastAsia="Noto Sans CJK SC" w:hAnsi="Arial"/>
           <w:sz w:val="21"/>
           <w:szCs w:val="21"/>
         </w:rPr>
@@ -14147,7 +14147,7 @@
           <w:p>
             <w:r>
               <w:rPr>
-                <w:rFonts w:ascii="Arial" w:cs="Arial" w:eastAsia="Arial" w:hAnsi="Arial"/>
+                <w:rFonts w:ascii="Arial" w:cs="Arial" w:eastAsia="Noto Sans CJK SC" w:hAnsi="Arial"/>
                 <w:b/>
                 <w:bCs/>
                 <w:color w:val="1A3A5C"/>
@@ -14166,7 +14166,7 @@
       </w:pPr>
       <w:r>
         <w:rPr>
-          <w:rFonts w:ascii="Arial" w:cs="Arial" w:eastAsia="Arial" w:hAnsi="Arial"/>
+          <w:rFonts w:ascii="Arial" w:cs="Arial" w:eastAsia="Noto Sans CJK SC" w:hAnsi="Arial"/>
           <w:sz w:val="21"/>
           <w:szCs w:val="21"/>
         </w:rPr>
@@ -14209,7 +14209,7 @@
           <w:p>
             <w:r>
               <w:rPr>
-                <w:rFonts w:ascii="Arial" w:cs="Arial" w:eastAsia="Arial" w:hAnsi="Arial"/>
+                <w:rFonts w:ascii="Arial" w:cs="Arial" w:eastAsia="Noto Sans CJK SC" w:hAnsi="Arial"/>
                 <w:b/>
                 <w:bCs/>
                 <w:color w:val="1A3A5C"/>
@@ -14228,7 +14228,7 @@
       </w:pPr>
       <w:r>
         <w:rPr>
-          <w:rFonts w:ascii="Arial" w:cs="Arial" w:eastAsia="Arial" w:hAnsi="Arial"/>
+          <w:rFonts w:ascii="Arial" w:cs="Arial" w:eastAsia="Noto Sans CJK SC" w:hAnsi="Arial"/>
           <w:sz w:val="21"/>
           <w:szCs w:val="21"/>
         </w:rPr>
@@ -14271,7 +14271,7 @@
           <w:p>
             <w:r>
               <w:rPr>
-                <w:rFonts w:ascii="Arial" w:cs="Arial" w:eastAsia="Arial" w:hAnsi="Arial"/>
+                <w:rFonts w:ascii="Arial" w:cs="Arial" w:eastAsia="Noto Sans CJK SC" w:hAnsi="Arial"/>
                 <w:b/>
                 <w:bCs/>
                 <w:color w:val="1A3A5C"/>
@@ -14290,7 +14290,7 @@
       </w:pPr>
       <w:r>
         <w:rPr>
-          <w:rFonts w:ascii="Arial" w:cs="Arial" w:eastAsia="Arial" w:hAnsi="Arial"/>
+          <w:rFonts w:ascii="Arial" w:cs="Arial" w:eastAsia="Noto Sans CJK SC" w:hAnsi="Arial"/>
           <w:sz w:val="21"/>
           <w:szCs w:val="21"/>
         </w:rPr>
@@ -14333,7 +14333,7 @@
           <w:p>
             <w:r>
               <w:rPr>
-                <w:rFonts w:ascii="Arial" w:cs="Arial" w:eastAsia="Arial" w:hAnsi="Arial"/>
+                <w:rFonts w:ascii="Arial" w:cs="Arial" w:eastAsia="Noto Sans CJK SC" w:hAnsi="Arial"/>
                 <w:b/>
                 <w:bCs/>
                 <w:color w:val="1A3A5C"/>
@@ -14352,7 +14352,7 @@
       </w:pPr>
       <w:r>
         <w:rPr>
-          <w:rFonts w:ascii="Arial" w:cs="Arial" w:eastAsia="Arial" w:hAnsi="Arial"/>
+          <w:rFonts w:ascii="Arial" w:cs="Arial" w:eastAsia="Noto Sans CJK SC" w:hAnsi="Arial"/>
           <w:sz w:val="21"/>
           <w:szCs w:val="21"/>
         </w:rPr>
@@ -14389,7 +14389,7 @@
     </w:pPr>
     <w:r>
       <w:rPr>
-        <w:rFonts w:ascii="Arial" w:cs="Arial" w:eastAsia="Arial" w:hAnsi="Arial"/>
+        <w:rFonts w:ascii="Arial" w:cs="Arial" w:eastAsia="Noto Sans CJK SC" w:hAnsi="Arial"/>
         <w:color w:val="718096"/>
         <w:sz w:val="18"/>
         <w:szCs w:val="18"/>
@@ -14405,7 +14405,7 @@
     </w:r>
     <w:r>
       <w:rPr>
-        <w:rFonts w:ascii="Arial" w:cs="Arial" w:eastAsia="Arial" w:hAnsi="Arial"/>
+        <w:rFonts w:ascii="Arial" w:cs="Arial" w:eastAsia="Noto Sans CJK SC" w:hAnsi="Arial"/>
         <w:color w:val="718096"/>
         <w:sz w:val="18"/>
         <w:szCs w:val="18"/>
@@ -14415,7 +14415,7 @@
     <w:fldSimple w:instr="[object Object]"/>
     <w:r>
       <w:rPr>
-        <w:rFonts w:ascii="Arial" w:cs="Arial" w:eastAsia="Arial" w:hAnsi="Arial"/>
+        <w:rFonts w:ascii="Arial" w:cs="Arial" w:eastAsia="Noto Sans CJK SC" w:hAnsi="Arial"/>
         <w:color w:val="718096"/>
         <w:sz w:val="18"/>
         <w:szCs w:val="18"/>
@@ -14477,7 +14477,7 @@
     </w:pPr>
     <w:r>
       <w:rPr>
-        <w:rFonts w:ascii="Arial" w:cs="Arial" w:eastAsia="Arial" w:hAnsi="Arial"/>
+        <w:rFonts w:ascii="Arial" w:cs="Arial" w:eastAsia="Noto Sans CJK SC" w:hAnsi="Arial"/>
         <w:color w:val="718096"/>
         <w:sz w:val="18"/>
         <w:szCs w:val="18"/>
@@ -14493,7 +14493,7 @@
     </w:r>
     <w:r>
       <w:rPr>
-        <w:rFonts w:ascii="Arial" w:cs="Arial" w:eastAsia="Arial" w:hAnsi="Arial"/>
+        <w:rFonts w:ascii="Arial" w:cs="Arial" w:eastAsia="Noto Sans CJK SC" w:hAnsi="Arial"/>
         <w:color w:val="718096"/>
         <w:sz w:val="18"/>
         <w:szCs w:val="18"/>
@@ -14616,7 +14616,7 @@
   <w:docDefaults>
     <w:rPrDefault>
       <w:rPr>
-        <w:rFonts w:ascii="Arial" w:cs="Arial" w:eastAsia="Arial" w:hAnsi="Arial"/>
+        <w:rFonts w:ascii="Arial" w:cs="Arial" w:eastAsia="Noto Sans CJK SC" w:hAnsi="Arial"/>
         <w:sz w:val="22"/>
         <w:szCs w:val="22"/>
       </w:rPr>
@@ -14767,7 +14767,7 @@
       <w:outlineLvl w:val="0"/>
     </w:pPr>
     <w:rPr>
-      <w:rFonts w:ascii="Arial" w:cs="Arial" w:eastAsia="Arial" w:hAnsi="Arial"/>
+      <w:rFonts w:ascii="Arial" w:cs="Arial" w:eastAsia="Noto Sans CJK SC" w:hAnsi="Arial"/>
       <w:b/>
       <w:bCs/>
       <w:color w:val="1A3A5C"/>
@@ -14785,7 +14785,7 @@
       <w:outlineLvl w:val="1"/>
     </w:pPr>
     <w:rPr>
-      <w:rFonts w:ascii="Arial" w:cs="Arial" w:eastAsia="Arial" w:hAnsi="Arial"/>
+      <w:rFonts w:ascii="Arial" w:cs="Arial" w:eastAsia="Noto Sans CJK SC" w:hAnsi="Arial"/>
       <w:b/>
       <w:bCs/>
       <w:color w:val="2E7BC4"/>
@@ -14803,7 +14803,7 @@
       <w:outlineLvl w:val="2"/>
     </w:pPr>
     <w:rPr>
-      <w:rFonts w:ascii="Arial" w:cs="Arial" w:eastAsia="Arial" w:hAnsi="Arial"/>
+      <w:rFonts w:ascii="Arial" w:cs="Arial" w:eastAsia="Noto Sans CJK SC" w:hAnsi="Arial"/>
       <w:b/>
       <w:bCs/>
       <w:color w:val="1A3A5C"/>
